--- a/K9TrailsAnalyzer/Resources/Wettkampfregeln.docx
+++ b/K9TrailsAnalyzer/Resources/Wettkampfregeln.docx
@@ -125,10 +125,7 @@
       </w:pPr>
       <w:proofErr w:type="spellStart"/>
       <w:r>
-        <w:t>R</w:t>
-      </w:r>
-      <w:r>
-        <w:t>egelphilosophie</w:t>
+        <w:t>Regelphilosophie</w:t>
       </w:r>
       <w:proofErr w:type="spellEnd"/>
       <w:r>
@@ -157,63 +154,57 @@
       <w:proofErr w:type="spellEnd"/>
     </w:p>
     <w:p>
-      <w:pPr>
-        <w:spacing w:after="160"/>
-      </w:pPr>
-      <w:r>
-        <w:t xml:space="preserve">Die </w:t>
-      </w:r>
-      <w:proofErr w:type="spellStart"/>
-      <w:r>
-        <w:t>meisten</w:t>
-      </w:r>
-      <w:proofErr w:type="spellEnd"/>
-      <w:r>
-        <w:t xml:space="preserve"> </w:t>
-      </w:r>
-      <w:proofErr w:type="spellStart"/>
-      <w:r>
-        <w:t>Wettkämpfe</w:t>
-      </w:r>
-      <w:proofErr w:type="spellEnd"/>
-      <w:r>
-        <w:t xml:space="preserve"> </w:t>
-      </w:r>
-      <w:proofErr w:type="spellStart"/>
-      <w:r>
-        <w:t>im</w:t>
-      </w:r>
-      <w:proofErr w:type="spellEnd"/>
-      <w:r>
-        <w:t xml:space="preserve"> „</w:t>
-      </w:r>
-      <w:proofErr w:type="spellStart"/>
-      <w:r>
-        <w:t>praktischen</w:t>
-      </w:r>
-      <w:proofErr w:type="spellEnd"/>
-      <w:r>
-        <w:t xml:space="preserve"> </w:t>
-      </w:r>
-      <w:proofErr w:type="spellStart"/>
-      <w:r>
-        <w:t>Mantrailing</w:t>
-      </w:r>
-      <w:proofErr w:type="spellEnd"/>
-      <w:r>
-        <w:t xml:space="preserve">“ </w:t>
-      </w:r>
-      <w:proofErr w:type="spellStart"/>
-      <w:r>
-        <w:t>scheitern</w:t>
-      </w:r>
-      <w:proofErr w:type="spellEnd"/>
-      <w:r>
-        <w:t xml:space="preserve"> </w:t>
-      </w:r>
-      <w:proofErr w:type="spellStart"/>
-      <w:r>
-        <w:t>daran</w:t>
+      <w:proofErr w:type="spellStart"/>
+      <w:r>
+        <w:t>Dieses</w:t>
+      </w:r>
+      <w:proofErr w:type="spellEnd"/>
+      <w:r>
+        <w:t xml:space="preserve"> Reglement </w:t>
+      </w:r>
+      <w:proofErr w:type="spellStart"/>
+      <w:r>
+        <w:t>zielt</w:t>
+      </w:r>
+      <w:proofErr w:type="spellEnd"/>
+      <w:r>
+        <w:t xml:space="preserve"> </w:t>
+      </w:r>
+      <w:proofErr w:type="spellStart"/>
+      <w:r>
+        <w:t>darauf</w:t>
+      </w:r>
+      <w:proofErr w:type="spellEnd"/>
+      <w:r>
+        <w:t xml:space="preserve"> ab, </w:t>
+      </w:r>
+      <w:proofErr w:type="spellStart"/>
+      <w:r>
+        <w:t>eine</w:t>
+      </w:r>
+      <w:proofErr w:type="spellEnd"/>
+      <w:r>
+        <w:t xml:space="preserve"> </w:t>
+      </w:r>
+      <w:proofErr w:type="spellStart"/>
+      <w:r>
+        <w:t>Methodik</w:t>
+      </w:r>
+      <w:proofErr w:type="spellEnd"/>
+      <w:r>
+        <w:t xml:space="preserve"> </w:t>
+      </w:r>
+      <w:proofErr w:type="spellStart"/>
+      <w:r>
+        <w:t>zu</w:t>
+      </w:r>
+      <w:proofErr w:type="spellEnd"/>
+      <w:r>
+        <w:t xml:space="preserve"> </w:t>
+      </w:r>
+      <w:proofErr w:type="spellStart"/>
+      <w:r>
+        <w:t>etablieren</w:t>
       </w:r>
       <w:proofErr w:type="spellEnd"/>
       <w:r>
@@ -221,31 +212,91 @@
       </w:r>
       <w:proofErr w:type="spellStart"/>
       <w:r>
-        <w:t>dass</w:t>
-      </w:r>
-      <w:proofErr w:type="spellEnd"/>
-      <w:r>
-        <w:t xml:space="preserve"> </w:t>
-      </w:r>
-      <w:proofErr w:type="spellStart"/>
-      <w:r>
-        <w:t>sie</w:t>
-      </w:r>
-      <w:proofErr w:type="spellEnd"/>
-      <w:r>
-        <w:t xml:space="preserve"> </w:t>
-      </w:r>
-      <w:proofErr w:type="spellStart"/>
-      <w:r>
-        <w:t>Verhalten</w:t>
-      </w:r>
-      <w:proofErr w:type="spellEnd"/>
-      <w:r>
-        <w:t xml:space="preserve"> </w:t>
-      </w:r>
-      <w:proofErr w:type="spellStart"/>
-      <w:r>
-        <w:t>belohnen</w:t>
+        <w:t>welche</w:t>
+      </w:r>
+      <w:proofErr w:type="spellEnd"/>
+      <w:r>
+        <w:t xml:space="preserve"> </w:t>
+      </w:r>
+      <w:proofErr w:type="spellStart"/>
+      <w:r>
+        <w:t>die</w:t>
+      </w:r>
+      <w:proofErr w:type="spellEnd"/>
+      <w:r>
+        <w:t xml:space="preserve"> </w:t>
+      </w:r>
+      <w:proofErr w:type="spellStart"/>
+      <w:r>
+        <w:rPr>
+          <w:b/>
+          <w:bCs/>
+        </w:rPr>
+        <w:t>operationelle</w:t>
+      </w:r>
+      <w:proofErr w:type="spellEnd"/>
+      <w:r>
+        <w:rPr>
+          <w:b/>
+          <w:bCs/>
+        </w:rPr>
+        <w:t xml:space="preserve"> </w:t>
+      </w:r>
+      <w:proofErr w:type="spellStart"/>
+      <w:r>
+        <w:rPr>
+          <w:b/>
+          <w:bCs/>
+        </w:rPr>
+        <w:t>Effizienz</w:t>
+      </w:r>
+      <w:proofErr w:type="spellEnd"/>
+      <w:r>
+        <w:t xml:space="preserve"> des Teams </w:t>
+      </w:r>
+      <w:proofErr w:type="spellStart"/>
+      <w:r>
+        <w:t>bestmöglich</w:t>
+      </w:r>
+      <w:proofErr w:type="spellEnd"/>
+      <w:r>
+        <w:t xml:space="preserve"> </w:t>
+      </w:r>
+      <w:proofErr w:type="spellStart"/>
+      <w:r>
+        <w:t>bewertet</w:t>
+      </w:r>
+      <w:proofErr w:type="spellEnd"/>
+      <w:r>
+        <w:t xml:space="preserve">. </w:t>
+      </w:r>
+      <w:proofErr w:type="spellStart"/>
+      <w:r>
+        <w:t>Das</w:t>
+      </w:r>
+      <w:proofErr w:type="spellEnd"/>
+      <w:r>
+        <w:t xml:space="preserve"> </w:t>
+      </w:r>
+      <w:proofErr w:type="spellStart"/>
+      <w:r>
+        <w:t>Ziel</w:t>
+      </w:r>
+      <w:proofErr w:type="spellEnd"/>
+      <w:r>
+        <w:t xml:space="preserve"> </w:t>
+      </w:r>
+      <w:proofErr w:type="spellStart"/>
+      <w:r>
+        <w:t>ist</w:t>
+      </w:r>
+      <w:proofErr w:type="spellEnd"/>
+      <w:r>
+        <w:t xml:space="preserve"> es </w:t>
+      </w:r>
+      <w:proofErr w:type="spellStart"/>
+      <w:r>
+        <w:t>nicht</w:t>
       </w:r>
       <w:proofErr w:type="spellEnd"/>
       <w:r>
@@ -253,87 +304,39 @@
       </w:r>
       <w:proofErr w:type="spellStart"/>
       <w:r>
-        <w:t>das</w:t>
-      </w:r>
-      <w:proofErr w:type="spellEnd"/>
-      <w:r>
-        <w:t xml:space="preserve"> </w:t>
-      </w:r>
-      <w:proofErr w:type="spellStart"/>
-      <w:r>
-        <w:t>im</w:t>
-      </w:r>
-      <w:proofErr w:type="spellEnd"/>
-      <w:r>
-        <w:t xml:space="preserve"> </w:t>
-      </w:r>
-      <w:proofErr w:type="spellStart"/>
-      <w:r>
-        <w:t>realen</w:t>
-      </w:r>
-      <w:proofErr w:type="spellEnd"/>
-      <w:r>
-        <w:t xml:space="preserve"> </w:t>
-      </w:r>
-      <w:proofErr w:type="spellStart"/>
-      <w:r>
-        <w:t>Einsatz</w:t>
-      </w:r>
-      <w:proofErr w:type="spellEnd"/>
-      <w:r>
-        <w:t xml:space="preserve"> </w:t>
-      </w:r>
-      <w:proofErr w:type="spellStart"/>
-      <w:r>
-        <w:t>nicht</w:t>
-      </w:r>
-      <w:proofErr w:type="spellEnd"/>
-      <w:r>
-        <w:t xml:space="preserve"> </w:t>
-      </w:r>
-      <w:proofErr w:type="spellStart"/>
-      <w:r>
-        <w:t>verwertbar</w:t>
-      </w:r>
-      <w:proofErr w:type="spellEnd"/>
-      <w:r>
-        <w:t xml:space="preserve"> </w:t>
-      </w:r>
-      <w:proofErr w:type="spellStart"/>
-      <w:r>
-        <w:t>ist</w:t>
-      </w:r>
-      <w:proofErr w:type="spellEnd"/>
-      <w:r>
-        <w:t xml:space="preserve">. </w:t>
-      </w:r>
-      <w:proofErr w:type="spellStart"/>
-      <w:r>
-        <w:t>Wie</w:t>
-      </w:r>
-      <w:proofErr w:type="spellEnd"/>
-      <w:r>
-        <w:t xml:space="preserve"> </w:t>
-      </w:r>
-      <w:proofErr w:type="spellStart"/>
-      <w:r>
-        <w:t>Jeff</w:t>
-      </w:r>
-      <w:proofErr w:type="spellEnd"/>
-      <w:r>
-        <w:t xml:space="preserve"> </w:t>
-      </w:r>
-      <w:proofErr w:type="spellStart"/>
-      <w:r>
-        <w:t>Schettler</w:t>
-      </w:r>
-      <w:proofErr w:type="spellEnd"/>
-      <w:r>
-        <w:t xml:space="preserve"> </w:t>
-      </w:r>
-      <w:proofErr w:type="spellStart"/>
-      <w:r>
-        <w:t>betont</w:t>
+        <w:t>eine</w:t>
+      </w:r>
+      <w:proofErr w:type="spellEnd"/>
+      <w:r>
+        <w:t xml:space="preserve"> </w:t>
+      </w:r>
+      <w:proofErr w:type="spellStart"/>
+      <w:r>
+        <w:t>reine</w:t>
+      </w:r>
+      <w:proofErr w:type="spellEnd"/>
+      <w:r>
+        <w:t xml:space="preserve"> </w:t>
+      </w:r>
+      <w:proofErr w:type="spellStart"/>
+      <w:r>
+        <w:t>Sportdisziplin</w:t>
+      </w:r>
+      <w:proofErr w:type="spellEnd"/>
+      <w:r>
+        <w:t xml:space="preserve"> </w:t>
+      </w:r>
+      <w:proofErr w:type="spellStart"/>
+      <w:r>
+        <w:t>zu</w:t>
+      </w:r>
+      <w:proofErr w:type="spellEnd"/>
+      <w:r>
+        <w:t xml:space="preserve"> </w:t>
+      </w:r>
+      <w:proofErr w:type="spellStart"/>
+      <w:r>
+        <w:t>schaffen</w:t>
       </w:r>
       <w:proofErr w:type="spellEnd"/>
       <w:r>
@@ -341,219 +344,75 @@
       </w:r>
       <w:proofErr w:type="spellStart"/>
       <w:r>
-        <w:t>ist</w:t>
-      </w:r>
-      <w:proofErr w:type="spellEnd"/>
-      <w:r>
-        <w:t xml:space="preserve"> </w:t>
-      </w:r>
-      <w:proofErr w:type="spellStart"/>
-      <w:r>
-        <w:t>das</w:t>
-      </w:r>
-      <w:proofErr w:type="spellEnd"/>
-      <w:r>
-        <w:t xml:space="preserve"> </w:t>
-      </w:r>
-      <w:proofErr w:type="spellStart"/>
-      <w:r>
-        <w:t>Ziel</w:t>
-      </w:r>
-      <w:proofErr w:type="spellEnd"/>
-      <w:r>
-        <w:t xml:space="preserve"> </w:t>
-      </w:r>
-      <w:proofErr w:type="spellStart"/>
-      <w:r>
-        <w:t>nicht</w:t>
-      </w:r>
-      <w:proofErr w:type="spellEnd"/>
-      <w:r>
-        <w:t xml:space="preserve"> </w:t>
-      </w:r>
-      <w:proofErr w:type="spellStart"/>
-      <w:r>
-        <w:t>das</w:t>
-      </w:r>
-      <w:proofErr w:type="spellEnd"/>
-      <w:r>
-        <w:t xml:space="preserve"> </w:t>
-      </w:r>
-      <w:proofErr w:type="spellStart"/>
-      <w:r>
-        <w:t>ästhetisch</w:t>
-      </w:r>
-      <w:proofErr w:type="spellEnd"/>
-      <w:r>
-        <w:t xml:space="preserve"> </w:t>
-      </w:r>
-      <w:proofErr w:type="spellStart"/>
-      <w:r>
-        <w:t>makellose</w:t>
-      </w:r>
-      <w:proofErr w:type="spellEnd"/>
-      <w:r>
-        <w:t xml:space="preserve"> </w:t>
-      </w:r>
-      <w:proofErr w:type="spellStart"/>
-      <w:r>
-        <w:t>Nachspuren</w:t>
-      </w:r>
-      <w:proofErr w:type="spellEnd"/>
-      <w:r>
-        <w:t xml:space="preserve"> der Route des </w:t>
-      </w:r>
-      <w:proofErr w:type="spellStart"/>
-      <w:r>
-        <w:t>Fährtenlegers</w:t>
+        <w:t>sondern</w:t>
+      </w:r>
+      <w:proofErr w:type="spellEnd"/>
+      <w:r>
+        <w:t xml:space="preserve"> </w:t>
+      </w:r>
+      <w:proofErr w:type="spellStart"/>
+      <w:r>
+        <w:t>ein</w:t>
+      </w:r>
+      <w:proofErr w:type="spellEnd"/>
+      <w:r>
+        <w:t xml:space="preserve"> </w:t>
+      </w:r>
+      <w:proofErr w:type="spellStart"/>
+      <w:r>
+        <w:t>präzises</w:t>
+      </w:r>
+      <w:proofErr w:type="spellEnd"/>
+      <w:r>
+        <w:t xml:space="preserve"> Instrument </w:t>
+      </w:r>
+      <w:proofErr w:type="spellStart"/>
+      <w:r>
+        <w:t>zur</w:t>
+      </w:r>
+      <w:proofErr w:type="spellEnd"/>
+      <w:r>
+        <w:t xml:space="preserve"> </w:t>
+      </w:r>
+      <w:proofErr w:type="spellStart"/>
+      <w:r>
+        <w:t>Überprüfung</w:t>
+      </w:r>
+      <w:proofErr w:type="spellEnd"/>
+      <w:r>
+        <w:t xml:space="preserve"> der </w:t>
+      </w:r>
+      <w:proofErr w:type="spellStart"/>
+      <w:r>
+        <w:t>Fähigkeit</w:t>
+      </w:r>
+      <w:proofErr w:type="spellEnd"/>
+      <w:r>
+        <w:t xml:space="preserve"> </w:t>
+      </w:r>
+      <w:proofErr w:type="spellStart"/>
+      <w:r>
+        <w:t>eines</w:t>
+      </w:r>
+      <w:proofErr w:type="spellEnd"/>
+      <w:r>
+        <w:t xml:space="preserve"> Teams </w:t>
+      </w:r>
+      <w:proofErr w:type="spellStart"/>
+      <w:r>
+        <w:t>zu</w:t>
+      </w:r>
+      <w:proofErr w:type="spellEnd"/>
+      <w:r>
+        <w:t xml:space="preserve"> </w:t>
+      </w:r>
+      <w:proofErr w:type="spellStart"/>
+      <w:r>
+        <w:t>entwickeln</w:t>
       </w:r>
       <w:proofErr w:type="spellEnd"/>
       <w:r>
         <w:t xml:space="preserve">, </w:t>
-      </w:r>
-      <w:proofErr w:type="spellStart"/>
-      <w:r>
-        <w:t>sondern</w:t>
-      </w:r>
-      <w:proofErr w:type="spellEnd"/>
-      <w:r>
-        <w:t xml:space="preserve"> </w:t>
-      </w:r>
-      <w:proofErr w:type="spellStart"/>
-      <w:r>
-        <w:t>operative</w:t>
-      </w:r>
-      <w:proofErr w:type="spellEnd"/>
-      <w:r>
-        <w:t xml:space="preserve"> </w:t>
-      </w:r>
-      <w:proofErr w:type="spellStart"/>
-      <w:r>
-        <w:t>Effizienz</w:t>
-      </w:r>
-      <w:proofErr w:type="spellEnd"/>
-      <w:r>
-        <w:t xml:space="preserve">. </w:t>
-      </w:r>
-      <w:proofErr w:type="spellStart"/>
-      <w:r>
-        <w:t>Diese</w:t>
-      </w:r>
-      <w:proofErr w:type="spellEnd"/>
-      <w:r>
-        <w:t xml:space="preserve"> </w:t>
-      </w:r>
-      <w:proofErr w:type="spellStart"/>
-      <w:r>
-        <w:t>Regeln</w:t>
-      </w:r>
-      <w:proofErr w:type="spellEnd"/>
-      <w:r>
-        <w:t xml:space="preserve"> </w:t>
-      </w:r>
-      <w:proofErr w:type="spellStart"/>
-      <w:r>
-        <w:t>sind</w:t>
-      </w:r>
-      <w:proofErr w:type="spellEnd"/>
-      <w:r>
-        <w:t xml:space="preserve"> </w:t>
-      </w:r>
-      <w:proofErr w:type="spellStart"/>
-      <w:r>
-        <w:t>daher</w:t>
-      </w:r>
-      <w:proofErr w:type="spellEnd"/>
-      <w:r>
-        <w:t xml:space="preserve"> </w:t>
-      </w:r>
-      <w:proofErr w:type="spellStart"/>
-      <w:r>
-        <w:t>ihrem</w:t>
-      </w:r>
-      <w:proofErr w:type="spellEnd"/>
-      <w:r>
-        <w:t xml:space="preserve"> </w:t>
-      </w:r>
-      <w:proofErr w:type="spellStart"/>
-      <w:r>
-        <w:t>Wesen</w:t>
-      </w:r>
-      <w:proofErr w:type="spellEnd"/>
-      <w:r>
-        <w:t xml:space="preserve"> nach </w:t>
-      </w:r>
-      <w:proofErr w:type="spellStart"/>
-      <w:r>
-        <w:t>keine</w:t>
-      </w:r>
-      <w:proofErr w:type="spellEnd"/>
-      <w:r>
-        <w:t xml:space="preserve"> </w:t>
-      </w:r>
-      <w:proofErr w:type="spellStart"/>
-      <w:r>
-        <w:t>Sportdisziplin</w:t>
-      </w:r>
-      <w:proofErr w:type="spellEnd"/>
-      <w:r>
-        <w:t xml:space="preserve">, </w:t>
-      </w:r>
-      <w:proofErr w:type="spellStart"/>
-      <w:r>
-        <w:t>sondern</w:t>
-      </w:r>
-      <w:proofErr w:type="spellEnd"/>
-      <w:r>
-        <w:t xml:space="preserve"> </w:t>
-      </w:r>
-      <w:proofErr w:type="spellStart"/>
-      <w:r>
-        <w:t>ein</w:t>
-      </w:r>
-      <w:proofErr w:type="spellEnd"/>
-      <w:r>
-        <w:t xml:space="preserve"> </w:t>
-      </w:r>
-      <w:proofErr w:type="spellStart"/>
-      <w:r>
-        <w:t>Werkzeug</w:t>
-      </w:r>
-      <w:proofErr w:type="spellEnd"/>
-      <w:r>
-        <w:t xml:space="preserve"> </w:t>
-      </w:r>
-      <w:proofErr w:type="spellStart"/>
-      <w:r>
-        <w:t>zur</w:t>
-      </w:r>
-      <w:proofErr w:type="spellEnd"/>
-      <w:r>
-        <w:t xml:space="preserve"> </w:t>
-      </w:r>
-      <w:proofErr w:type="spellStart"/>
-      <w:r>
-        <w:t>Überprüfung</w:t>
-      </w:r>
-      <w:proofErr w:type="spellEnd"/>
-      <w:r>
-        <w:t xml:space="preserve"> der </w:t>
-      </w:r>
-      <w:proofErr w:type="spellStart"/>
-      <w:r>
-        <w:t>Fähigkeit</w:t>
-      </w:r>
-      <w:proofErr w:type="spellEnd"/>
-      <w:r>
-        <w:t xml:space="preserve"> </w:t>
-      </w:r>
-      <w:proofErr w:type="spellStart"/>
-      <w:r>
-        <w:t>eines</w:t>
-      </w:r>
-      <w:proofErr w:type="spellEnd"/>
-      <w:r>
-        <w:t xml:space="preserve"> Teams, </w:t>
       </w:r>
       <w:proofErr w:type="spellStart"/>
       <w:r>
@@ -605,9 +464,6 @@
       </w:r>
     </w:p>
     <w:p>
-      <w:pPr>
-        <w:spacing w:after="160"/>
-      </w:pPr>
       <w:proofErr w:type="spellStart"/>
       <w:r>
         <w:t>Anstatt</w:t>
@@ -654,18 +510,66 @@
       </w:r>
       <w:proofErr w:type="spellEnd"/>
       <w:r>
+        <w:t xml:space="preserve">, </w:t>
+      </w:r>
+      <w:proofErr w:type="spellStart"/>
+      <w:r>
+        <w:t>auf</w:t>
+      </w:r>
+      <w:proofErr w:type="spellEnd"/>
+      <w:r>
+        <w:t xml:space="preserve"> dem </w:t>
+      </w:r>
+      <w:proofErr w:type="spellStart"/>
+      <w:r>
+        <w:t>exakten</w:t>
+      </w:r>
+      <w:proofErr w:type="spellEnd"/>
+      <w:r>
+        <w:t xml:space="preserve"> </w:t>
+      </w:r>
+      <w:proofErr w:type="spellStart"/>
+      <w:r>
+        <w:t>Kopieren</w:t>
+      </w:r>
+      <w:proofErr w:type="spellEnd"/>
+      <w:r>
+        <w:t xml:space="preserve"> der </w:t>
+      </w:r>
+      <w:proofErr w:type="spellStart"/>
+      <w:r>
+        <w:t>Spur</w:t>
+      </w:r>
+      <w:proofErr w:type="spellEnd"/>
+      <w:r>
+        <w:t xml:space="preserve"> des </w:t>
+      </w:r>
+      <w:proofErr w:type="spellStart"/>
+      <w:r>
+        <w:t>Trail-Legers</w:t>
+      </w:r>
+      <w:proofErr w:type="spellEnd"/>
+      <w:r>
+        <w:t xml:space="preserve"> </w:t>
+      </w:r>
+      <w:proofErr w:type="spellStart"/>
+      <w:r>
+        <w:t>zu</w:t>
+      </w:r>
+      <w:proofErr w:type="spellEnd"/>
+      <w:r>
+        <w:t xml:space="preserve"> </w:t>
+      </w:r>
+      <w:proofErr w:type="spellStart"/>
+      <w:r>
+        <w:t>beharren</w:t>
+      </w:r>
+      <w:proofErr w:type="spellEnd"/>
+      <w:r>
         <w:t xml:space="preserve"> oder </w:t>
       </w:r>
       <w:proofErr w:type="spellStart"/>
       <w:r>
-        <w:t>auf</w:t>
-      </w:r>
-      <w:proofErr w:type="spellEnd"/>
-      <w:r>
-        <w:t xml:space="preserve"> </w:t>
-      </w:r>
-      <w:proofErr w:type="spellStart"/>
-      <w:r>
         <w:t>das</w:t>
       </w:r>
       <w:proofErr w:type="spellEnd"/>
@@ -674,23 +578,15 @@
       </w:r>
       <w:proofErr w:type="spellStart"/>
       <w:r>
-        <w:t>genaue</w:t>
-      </w:r>
-      <w:proofErr w:type="spellEnd"/>
-      <w:r>
-        <w:t xml:space="preserve"> </w:t>
-      </w:r>
-      <w:proofErr w:type="spellStart"/>
-      <w:r>
-        <w:t>Nachspuren</w:t>
-      </w:r>
-      <w:proofErr w:type="spellEnd"/>
-      <w:r>
-        <w:t xml:space="preserve"> der Route des </w:t>
-      </w:r>
-      <w:proofErr w:type="spellStart"/>
-      <w:r>
-        <w:t>Fährtenlegers</w:t>
+        <w:t>Finden</w:t>
+      </w:r>
+      <w:proofErr w:type="spellEnd"/>
+      <w:r>
+        <w:t xml:space="preserve"> von </w:t>
+      </w:r>
+      <w:proofErr w:type="spellStart"/>
+      <w:r>
+        <w:t>Gegenständen</w:t>
       </w:r>
       <w:proofErr w:type="spellEnd"/>
       <w:r>
@@ -706,7 +602,7 @@
       </w:r>
       <w:proofErr w:type="spellStart"/>
       <w:r>
-        <w:t>bestehen</w:t>
+        <w:t>fordern</w:t>
       </w:r>
       <w:proofErr w:type="spellEnd"/>
       <w:r>
@@ -738,11 +634,22 @@
       </w:r>
       <w:proofErr w:type="spellStart"/>
       <w:r>
+        <w:rPr>
+          <w:b/>
+          <w:bCs/>
+        </w:rPr>
         <w:t>Effizienz</w:t>
       </w:r>
       <w:proofErr w:type="spellEnd"/>
       <w:r>
-        <w:t xml:space="preserve"> des Teams </w:t>
+        <w:rPr>
+          <w:b/>
+          <w:bCs/>
+        </w:rPr>
+        <w:t xml:space="preserve"> des Teams</w:t>
+      </w:r>
+      <w:r>
+        <w:t xml:space="preserve"> </w:t>
       </w:r>
       <w:proofErr w:type="spellStart"/>
       <w:r>
@@ -762,46 +669,90 @@
       </w:r>
       <w:proofErr w:type="spellStart"/>
       <w:r>
+        <w:rPr>
+          <w:b/>
+          <w:bCs/>
+        </w:rPr>
         <w:t>Fähigkeit</w:t>
       </w:r>
       <w:proofErr w:type="spellEnd"/>
       <w:r>
+        <w:rPr>
+          <w:b/>
+          <w:bCs/>
+        </w:rPr>
         <w:t xml:space="preserve"> des </w:t>
       </w:r>
       <w:proofErr w:type="spellStart"/>
       <w:r>
+        <w:rPr>
+          <w:b/>
+          <w:bCs/>
+        </w:rPr>
         <w:t>Hundeführers</w:t>
       </w:r>
       <w:proofErr w:type="spellEnd"/>
       <w:r>
+        <w:rPr>
+          <w:b/>
+          <w:bCs/>
+        </w:rPr>
         <w:t xml:space="preserve">, </w:t>
       </w:r>
       <w:proofErr w:type="spellStart"/>
       <w:r>
+        <w:rPr>
+          <w:b/>
+          <w:bCs/>
+        </w:rPr>
         <w:t>seinen</w:t>
       </w:r>
       <w:proofErr w:type="spellEnd"/>
       <w:r>
-        <w:t xml:space="preserve"> </w:t>
-      </w:r>
-      <w:proofErr w:type="spellStart"/>
-      <w:r>
+        <w:rPr>
+          <w:b/>
+          <w:bCs/>
+        </w:rPr>
+        <w:t xml:space="preserve"> </w:t>
+      </w:r>
+      <w:proofErr w:type="spellStart"/>
+      <w:r>
+        <w:rPr>
+          <w:b/>
+          <w:bCs/>
+        </w:rPr>
         <w:t>Hund</w:t>
       </w:r>
       <w:proofErr w:type="spellEnd"/>
       <w:r>
-        <w:t xml:space="preserve"> </w:t>
-      </w:r>
-      <w:proofErr w:type="spellStart"/>
-      <w:r>
+        <w:rPr>
+          <w:b/>
+          <w:bCs/>
+        </w:rPr>
+        <w:t xml:space="preserve"> </w:t>
+      </w:r>
+      <w:proofErr w:type="spellStart"/>
+      <w:r>
+        <w:rPr>
+          <w:b/>
+          <w:bCs/>
+        </w:rPr>
         <w:t>zu</w:t>
       </w:r>
       <w:proofErr w:type="spellEnd"/>
       <w:r>
-        <w:t xml:space="preserve"> </w:t>
-      </w:r>
-      <w:proofErr w:type="spellStart"/>
-      <w:r>
+        <w:rPr>
+          <w:b/>
+          <w:bCs/>
+        </w:rPr>
+        <w:t xml:space="preserve"> </w:t>
+      </w:r>
+      <w:proofErr w:type="spellStart"/>
+      <w:r>
+        <w:rPr>
+          <w:b/>
+          <w:bCs/>
+        </w:rPr>
         <w:t>lesen</w:t>
       </w:r>
       <w:proofErr w:type="spellEnd"/>
@@ -810,7 +761,15 @@
       </w:r>
       <w:proofErr w:type="spellStart"/>
       <w:r>
-        <w:t>Geschwindigkeit</w:t>
+        <w:t>Das</w:t>
+      </w:r>
+      <w:proofErr w:type="spellEnd"/>
+      <w:r>
+        <w:t xml:space="preserve"> </w:t>
+      </w:r>
+      <w:proofErr w:type="spellStart"/>
+      <w:r>
+        <w:t>Ziel</w:t>
       </w:r>
       <w:proofErr w:type="spellEnd"/>
       <w:r>
@@ -826,27 +785,27 @@
       </w:r>
       <w:proofErr w:type="spellStart"/>
       <w:r>
-        <w:t>hier</w:t>
-      </w:r>
-      <w:proofErr w:type="spellEnd"/>
-      <w:r>
-        <w:t xml:space="preserve"> </w:t>
-      </w:r>
-      <w:proofErr w:type="spellStart"/>
-      <w:r>
-        <w:t>keine</w:t>
-      </w:r>
-      <w:proofErr w:type="spellEnd"/>
-      <w:r>
-        <w:t xml:space="preserve"> </w:t>
-      </w:r>
-      <w:proofErr w:type="spellStart"/>
-      <w:r>
-        <w:t>Selbstzweck</w:t>
-      </w:r>
-      <w:proofErr w:type="spellEnd"/>
-      <w:r>
-        <w:t xml:space="preserve">-Metrik, </w:t>
+        <w:t>kein</w:t>
+      </w:r>
+      <w:proofErr w:type="spellEnd"/>
+      <w:r>
+        <w:t xml:space="preserve"> </w:t>
+      </w:r>
+      <w:proofErr w:type="spellStart"/>
+      <w:r>
+        <w:t>sportlicher</w:t>
+      </w:r>
+      <w:proofErr w:type="spellEnd"/>
+      <w:r>
+        <w:t xml:space="preserve"> </w:t>
+      </w:r>
+      <w:proofErr w:type="spellStart"/>
+      <w:r>
+        <w:t>Wettkampf</w:t>
+      </w:r>
+      <w:proofErr w:type="spellEnd"/>
+      <w:r>
+        <w:t xml:space="preserve">, </w:t>
       </w:r>
       <w:proofErr w:type="spellStart"/>
       <w:r>
@@ -858,39 +817,15 @@
       </w:r>
       <w:proofErr w:type="spellStart"/>
       <w:r>
-        <w:t>das</w:t>
-      </w:r>
-      <w:proofErr w:type="spellEnd"/>
-      <w:r>
-        <w:t xml:space="preserve"> </w:t>
-      </w:r>
-      <w:proofErr w:type="spellStart"/>
-      <w:r>
-        <w:t>Ergebnis</w:t>
-      </w:r>
-      <w:proofErr w:type="spellEnd"/>
-      <w:r>
-        <w:t xml:space="preserve"> </w:t>
-      </w:r>
-      <w:proofErr w:type="spellStart"/>
-      <w:r>
-        <w:t>konzentrierter</w:t>
-      </w:r>
-      <w:proofErr w:type="spellEnd"/>
-      <w:r>
-        <w:t xml:space="preserve"> </w:t>
-      </w:r>
-      <w:proofErr w:type="spellStart"/>
-      <w:r>
-        <w:t>Arbeit</w:t>
-      </w:r>
-      <w:proofErr w:type="spellEnd"/>
-      <w:r>
-        <w:t xml:space="preserve"> </w:t>
-      </w:r>
-      <w:proofErr w:type="spellStart"/>
-      <w:r>
-        <w:t>auf</w:t>
+        <w:t>eine</w:t>
+      </w:r>
+      <w:proofErr w:type="spellEnd"/>
+      <w:r>
+        <w:t xml:space="preserve"> </w:t>
+      </w:r>
+      <w:proofErr w:type="spellStart"/>
+      <w:r>
+        <w:t>Überprüfung</w:t>
       </w:r>
       <w:proofErr w:type="spellEnd"/>
       <w:r>
@@ -898,71 +833,23 @@
       </w:r>
       <w:proofErr w:type="spellStart"/>
       <w:r>
-        <w:t>Geruchsspur</w:t>
-      </w:r>
-      <w:proofErr w:type="spellEnd"/>
-      <w:r>
-        <w:t xml:space="preserve">. </w:t>
-      </w:r>
-      <w:proofErr w:type="spellStart"/>
-      <w:r>
-        <w:t>Ein</w:t>
-      </w:r>
-      <w:proofErr w:type="spellEnd"/>
-      <w:r>
-        <w:t xml:space="preserve"> Team, </w:t>
-      </w:r>
-      <w:proofErr w:type="spellStart"/>
-      <w:r>
-        <w:t>das</w:t>
-      </w:r>
-      <w:proofErr w:type="spellEnd"/>
-      <w:r>
-        <w:t xml:space="preserve"> </w:t>
-      </w:r>
-      <w:proofErr w:type="spellStart"/>
-      <w:r>
-        <w:t>methodisch</w:t>
-      </w:r>
-      <w:proofErr w:type="spellEnd"/>
-      <w:r>
-        <w:t xml:space="preserve"> </w:t>
-      </w:r>
-      <w:proofErr w:type="spellStart"/>
-      <w:r>
-        <w:t>vorgeht</w:t>
-      </w:r>
-      <w:proofErr w:type="spellEnd"/>
-      <w:r>
-        <w:t xml:space="preserve"> </w:t>
-      </w:r>
-      <w:proofErr w:type="spellStart"/>
-      <w:r>
-        <w:t>und</w:t>
-      </w:r>
-      <w:proofErr w:type="spellEnd"/>
-      <w:r>
-        <w:t xml:space="preserve"> </w:t>
-      </w:r>
-      <w:proofErr w:type="spellStart"/>
-      <w:r>
-        <w:t>zuverlässig</w:t>
-      </w:r>
-      <w:proofErr w:type="spellEnd"/>
-      <w:r>
-        <w:t xml:space="preserve"> </w:t>
-      </w:r>
-      <w:proofErr w:type="spellStart"/>
-      <w:r>
-        <w:t>Kontrollpunkte</w:t>
-      </w:r>
-      <w:proofErr w:type="spellEnd"/>
-      <w:r>
-        <w:t xml:space="preserve"> </w:t>
-      </w:r>
-      <w:proofErr w:type="spellStart"/>
-      <w:r>
-        <w:t>meldet</w:t>
+        <w:t>Fähigkeiten</w:t>
+      </w:r>
+      <w:proofErr w:type="spellEnd"/>
+      <w:r>
+        <w:t xml:space="preserve"> </w:t>
+      </w:r>
+      <w:proofErr w:type="spellStart"/>
+      <w:r>
+        <w:t>unter</w:t>
+      </w:r>
+      <w:proofErr w:type="spellEnd"/>
+      <w:r>
+        <w:t xml:space="preserve"> </w:t>
+      </w:r>
+      <w:proofErr w:type="spellStart"/>
+      <w:r>
+        <w:t>Stressbedingungen</w:t>
       </w:r>
       <w:proofErr w:type="spellEnd"/>
       <w:r>
@@ -970,95 +857,39 @@
       </w:r>
       <w:proofErr w:type="spellStart"/>
       <w:r>
-        <w:t>erzielt</w:t>
-      </w:r>
-      <w:proofErr w:type="spellEnd"/>
-      <w:r>
-        <w:t xml:space="preserve"> </w:t>
-      </w:r>
-      <w:proofErr w:type="spellStart"/>
-      <w:r>
-        <w:t>eine</w:t>
-      </w:r>
-      <w:proofErr w:type="spellEnd"/>
-      <w:r>
-        <w:t xml:space="preserve"> </w:t>
-      </w:r>
-      <w:proofErr w:type="spellStart"/>
-      <w:r>
-        <w:t>höhere</w:t>
-      </w:r>
-      <w:proofErr w:type="spellEnd"/>
-      <w:r>
-        <w:t xml:space="preserve"> </w:t>
-      </w:r>
-      <w:proofErr w:type="spellStart"/>
-      <w:r>
-        <w:t>Bewertung</w:t>
-      </w:r>
-      <w:proofErr w:type="spellEnd"/>
-      <w:r>
-        <w:t xml:space="preserve"> </w:t>
-      </w:r>
-      <w:proofErr w:type="spellStart"/>
-      <w:r>
-        <w:t>als</w:t>
-      </w:r>
-      <w:proofErr w:type="spellEnd"/>
-      <w:r>
-        <w:t xml:space="preserve"> </w:t>
-      </w:r>
-      <w:proofErr w:type="spellStart"/>
-      <w:r>
-        <w:t>eines</w:t>
-      </w:r>
-      <w:proofErr w:type="spellEnd"/>
-      <w:r>
-        <w:t xml:space="preserve">, </w:t>
-      </w:r>
-      <w:proofErr w:type="spellStart"/>
-      <w:r>
-        <w:t>das</w:t>
-      </w:r>
-      <w:proofErr w:type="spellEnd"/>
-      <w:r>
-        <w:t xml:space="preserve"> „blind“ </w:t>
-      </w:r>
-      <w:proofErr w:type="spellStart"/>
-      <w:r>
-        <w:t>spurtet</w:t>
-      </w:r>
-      <w:proofErr w:type="spellEnd"/>
-      <w:r>
-        <w:t xml:space="preserve">, ohne Kontakt </w:t>
-      </w:r>
-      <w:proofErr w:type="spellStart"/>
-      <w:r>
-        <w:t>zum</w:t>
-      </w:r>
-      <w:proofErr w:type="spellEnd"/>
-      <w:r>
-        <w:t xml:space="preserve"> </w:t>
-      </w:r>
-      <w:proofErr w:type="spellStart"/>
-      <w:r>
-        <w:t>Geruch</w:t>
-      </w:r>
-      <w:proofErr w:type="spellEnd"/>
-      <w:r>
-        <w:t xml:space="preserve"> </w:t>
-      </w:r>
-      <w:proofErr w:type="spellStart"/>
-      <w:r>
-        <w:t>zu</w:t>
-      </w:r>
-      <w:proofErr w:type="spellEnd"/>
-      <w:r>
-        <w:t xml:space="preserve"> </w:t>
-      </w:r>
-      <w:proofErr w:type="spellStart"/>
-      <w:r>
-        <w:t>haben</w:t>
+        <w:t>die</w:t>
+      </w:r>
+      <w:proofErr w:type="spellEnd"/>
+      <w:r>
+        <w:t xml:space="preserve"> </w:t>
+      </w:r>
+      <w:proofErr w:type="spellStart"/>
+      <w:r>
+        <w:t>einem</w:t>
+      </w:r>
+      <w:proofErr w:type="spellEnd"/>
+      <w:r>
+        <w:t xml:space="preserve"> </w:t>
+      </w:r>
+      <w:proofErr w:type="spellStart"/>
+      <w:r>
+        <w:t>realen</w:t>
+      </w:r>
+      <w:proofErr w:type="spellEnd"/>
+      <w:r>
+        <w:t xml:space="preserve"> </w:t>
+      </w:r>
+      <w:proofErr w:type="spellStart"/>
+      <w:r>
+        <w:t>Einsatz</w:t>
+      </w:r>
+      <w:proofErr w:type="spellEnd"/>
+      <w:r>
+        <w:t xml:space="preserve"> </w:t>
+      </w:r>
+      <w:proofErr w:type="spellStart"/>
+      <w:r>
+        <w:t>nahekommen</w:t>
       </w:r>
       <w:proofErr w:type="spellEnd"/>
       <w:r>
@@ -1066,20 +897,41 @@
       </w:r>
     </w:p>
     <w:p>
-      <w:pPr>
-        <w:spacing w:after="160"/>
-      </w:pPr>
-      <w:proofErr w:type="spellStart"/>
-      <w:r>
-        <w:t>Das</w:t>
-      </w:r>
-      <w:proofErr w:type="spellEnd"/>
-      <w:r>
-        <w:t xml:space="preserve"> </w:t>
-      </w:r>
-      <w:proofErr w:type="spellStart"/>
-      <w:r>
-        <w:t>Ziel</w:t>
+      <w:proofErr w:type="spellStart"/>
+      <w:r>
+        <w:t>Ein</w:t>
+      </w:r>
+      <w:proofErr w:type="spellEnd"/>
+      <w:r>
+        <w:t xml:space="preserve"> </w:t>
+      </w:r>
+      <w:proofErr w:type="spellStart"/>
+      <w:r>
+        <w:t>zentrales</w:t>
+      </w:r>
+      <w:proofErr w:type="spellEnd"/>
+      <w:r>
+        <w:t xml:space="preserve"> </w:t>
+      </w:r>
+      <w:proofErr w:type="spellStart"/>
+      <w:r>
+        <w:t>Prinzip</w:t>
+      </w:r>
+      <w:proofErr w:type="spellEnd"/>
+      <w:r>
+        <w:t xml:space="preserve"> </w:t>
+      </w:r>
+      <w:proofErr w:type="spellStart"/>
+      <w:r>
+        <w:t>dieses</w:t>
+      </w:r>
+      <w:proofErr w:type="spellEnd"/>
+      <w:r>
+        <w:t xml:space="preserve"> </w:t>
+      </w:r>
+      <w:proofErr w:type="spellStart"/>
+      <w:r>
+        <w:t>Reglements</w:t>
       </w:r>
       <w:proofErr w:type="spellEnd"/>
       <w:r>
@@ -1091,19 +943,51 @@
       </w:r>
       <w:proofErr w:type="spellEnd"/>
       <w:r>
-        <w:t xml:space="preserve"> </w:t>
-      </w:r>
-      <w:proofErr w:type="spellStart"/>
-      <w:r>
-        <w:t>kein</w:t>
-      </w:r>
-      <w:proofErr w:type="spellEnd"/>
-      <w:r>
-        <w:t xml:space="preserve"> </w:t>
-      </w:r>
-      <w:proofErr w:type="spellStart"/>
-      <w:r>
-        <w:t>sportlicher</w:t>
+        <w:t xml:space="preserve">, </w:t>
+      </w:r>
+      <w:proofErr w:type="spellStart"/>
+      <w:r>
+        <w:t>dass</w:t>
+      </w:r>
+      <w:proofErr w:type="spellEnd"/>
+      <w:r>
+        <w:t xml:space="preserve"> </w:t>
+      </w:r>
+      <w:proofErr w:type="spellStart"/>
+      <w:r>
+        <w:t>die</w:t>
+      </w:r>
+      <w:proofErr w:type="spellEnd"/>
+      <w:r>
+        <w:t xml:space="preserve"> </w:t>
+      </w:r>
+      <w:proofErr w:type="spellStart"/>
+      <w:r>
+        <w:t>beste</w:t>
+      </w:r>
+      <w:proofErr w:type="spellEnd"/>
+      <w:r>
+        <w:t xml:space="preserve"> Strategie </w:t>
+      </w:r>
+      <w:proofErr w:type="spellStart"/>
+      <w:r>
+        <w:t>für</w:t>
+      </w:r>
+      <w:proofErr w:type="spellEnd"/>
+      <w:r>
+        <w:t xml:space="preserve"> den </w:t>
+      </w:r>
+      <w:proofErr w:type="spellStart"/>
+      <w:r>
+        <w:t>Sieg</w:t>
+      </w:r>
+      <w:proofErr w:type="spellEnd"/>
+      <w:r>
+        <w:t xml:space="preserve"> </w:t>
+      </w:r>
+      <w:proofErr w:type="spellStart"/>
+      <w:r>
+        <w:t>im</w:t>
       </w:r>
       <w:proofErr w:type="spellEnd"/>
       <w:r>
@@ -1115,155 +999,207 @@
       </w:r>
       <w:proofErr w:type="spellEnd"/>
       <w:r>
+        <w:t xml:space="preserve"> </w:t>
+      </w:r>
+      <w:proofErr w:type="spellStart"/>
+      <w:r>
+        <w:t>identisch</w:t>
+      </w:r>
+      <w:proofErr w:type="spellEnd"/>
+      <w:r>
+        <w:t xml:space="preserve"> </w:t>
+      </w:r>
+      <w:proofErr w:type="spellStart"/>
+      <w:r>
+        <w:t>mit</w:t>
+      </w:r>
+      <w:proofErr w:type="spellEnd"/>
+      <w:r>
+        <w:t xml:space="preserve"> der </w:t>
+      </w:r>
+      <w:proofErr w:type="spellStart"/>
+      <w:r>
+        <w:t>besten</w:t>
+      </w:r>
+      <w:proofErr w:type="spellEnd"/>
+      <w:r>
+        <w:t xml:space="preserve"> </w:t>
+      </w:r>
+      <w:proofErr w:type="spellStart"/>
+      <w:r>
+        <w:t>Vorbereitung</w:t>
+      </w:r>
+      <w:proofErr w:type="spellEnd"/>
+      <w:r>
+        <w:t xml:space="preserve"> </w:t>
+      </w:r>
+      <w:proofErr w:type="spellStart"/>
+      <w:r>
+        <w:t>für</w:t>
+      </w:r>
+      <w:proofErr w:type="spellEnd"/>
+      <w:r>
+        <w:t xml:space="preserve"> </w:t>
+      </w:r>
+      <w:proofErr w:type="spellStart"/>
+      <w:r>
+        <w:t>eine</w:t>
+      </w:r>
+      <w:proofErr w:type="spellEnd"/>
+      <w:r>
+        <w:t xml:space="preserve"> </w:t>
+      </w:r>
+      <w:proofErr w:type="spellStart"/>
+      <w:r>
+        <w:t>Rettungsmission</w:t>
+      </w:r>
+      <w:proofErr w:type="spellEnd"/>
+      <w:r>
+        <w:t xml:space="preserve"> </w:t>
+      </w:r>
+      <w:proofErr w:type="spellStart"/>
+      <w:r>
+        <w:t>ist</w:t>
+      </w:r>
+      <w:proofErr w:type="spellEnd"/>
+      <w:r>
+        <w:t xml:space="preserve">. Punkte </w:t>
+      </w:r>
+      <w:proofErr w:type="spellStart"/>
+      <w:r>
+        <w:t>werden</w:t>
+      </w:r>
+      <w:proofErr w:type="spellEnd"/>
+      <w:r>
+        <w:t xml:space="preserve"> </w:t>
+      </w:r>
+      <w:proofErr w:type="spellStart"/>
+      <w:r>
+        <w:t>für</w:t>
+      </w:r>
+      <w:proofErr w:type="spellEnd"/>
+      <w:r>
+        <w:t xml:space="preserve"> </w:t>
+      </w:r>
+      <w:proofErr w:type="spellStart"/>
+      <w:r>
+        <w:rPr>
+          <w:b/>
+          <w:bCs/>
+        </w:rPr>
+        <w:t>messbare</w:t>
+      </w:r>
+      <w:proofErr w:type="spellEnd"/>
+      <w:r>
+        <w:rPr>
+          <w:b/>
+          <w:bCs/>
+        </w:rPr>
+        <w:t xml:space="preserve"> </w:t>
+      </w:r>
+      <w:proofErr w:type="spellStart"/>
+      <w:r>
+        <w:rPr>
+          <w:b/>
+          <w:bCs/>
+        </w:rPr>
+        <w:t>Leistungsmerkmale</w:t>
+      </w:r>
+      <w:proofErr w:type="spellEnd"/>
+      <w:r>
+        <w:t xml:space="preserve"> </w:t>
+      </w:r>
+      <w:proofErr w:type="spellStart"/>
+      <w:r>
+        <w:t>vergeben</w:t>
+      </w:r>
+      <w:proofErr w:type="spellEnd"/>
+      <w:r>
         <w:t xml:space="preserve">, </w:t>
       </w:r>
       <w:proofErr w:type="spellStart"/>
       <w:r>
-        <w:t>sondern</w:t>
-      </w:r>
-      <w:proofErr w:type="spellEnd"/>
-      <w:r>
-        <w:t xml:space="preserve"> </w:t>
-      </w:r>
-      <w:proofErr w:type="spellStart"/>
-      <w:r>
-        <w:t>eine</w:t>
-      </w:r>
-      <w:proofErr w:type="spellEnd"/>
-      <w:r>
-        <w:t xml:space="preserve"> </w:t>
-      </w:r>
-      <w:proofErr w:type="spellStart"/>
-      <w:r>
-        <w:t>Überprüfung</w:t>
-      </w:r>
-      <w:proofErr w:type="spellEnd"/>
-      <w:r>
-        <w:t xml:space="preserve"> der </w:t>
-      </w:r>
-      <w:proofErr w:type="spellStart"/>
-      <w:r>
-        <w:t>Fähigkeiten</w:t>
-      </w:r>
-      <w:proofErr w:type="spellEnd"/>
-      <w:r>
-        <w:t xml:space="preserve"> </w:t>
-      </w:r>
-      <w:proofErr w:type="spellStart"/>
-      <w:r>
-        <w:t>unter</w:t>
-      </w:r>
-      <w:proofErr w:type="spellEnd"/>
-      <w:r>
-        <w:t xml:space="preserve"> </w:t>
-      </w:r>
-      <w:proofErr w:type="spellStart"/>
-      <w:r>
-        <w:t>Stressbedingungen</w:t>
-      </w:r>
-      <w:proofErr w:type="spellEnd"/>
-      <w:r>
-        <w:t xml:space="preserve">, </w:t>
-      </w:r>
-      <w:proofErr w:type="spellStart"/>
-      <w:r>
         <w:t>die</w:t>
       </w:r>
       <w:proofErr w:type="spellEnd"/>
       <w:r>
-        <w:t xml:space="preserve"> </w:t>
-      </w:r>
-      <w:proofErr w:type="spellStart"/>
-      <w:r>
-        <w:t>einem</w:t>
-      </w:r>
-      <w:proofErr w:type="spellEnd"/>
-      <w:r>
-        <w:t xml:space="preserve"> </w:t>
-      </w:r>
-      <w:proofErr w:type="spellStart"/>
-      <w:r>
-        <w:t>realen</w:t>
-      </w:r>
-      <w:proofErr w:type="spellEnd"/>
-      <w:r>
-        <w:t xml:space="preserve"> </w:t>
-      </w:r>
-      <w:proofErr w:type="spellStart"/>
-      <w:r>
-        <w:t>Einsatz</w:t>
-      </w:r>
-      <w:proofErr w:type="spellEnd"/>
-      <w:r>
-        <w:t xml:space="preserve"> </w:t>
-      </w:r>
-      <w:proofErr w:type="spellStart"/>
-      <w:r>
-        <w:t>nahekommen</w:t>
-      </w:r>
-      <w:proofErr w:type="spellEnd"/>
-      <w:r>
-        <w:t xml:space="preserve">. </w:t>
-      </w:r>
-      <w:proofErr w:type="spellStart"/>
-      <w:r>
-        <w:t>Das</w:t>
-      </w:r>
-      <w:proofErr w:type="spellEnd"/>
-      <w:r>
-        <w:t xml:space="preserve"> </w:t>
-      </w:r>
-      <w:proofErr w:type="spellStart"/>
-      <w:r>
-        <w:t>Schlüsselprinzip</w:t>
-      </w:r>
-      <w:proofErr w:type="spellEnd"/>
-      <w:r>
-        <w:t xml:space="preserve"> </w:t>
-      </w:r>
-      <w:proofErr w:type="spellStart"/>
-      <w:r>
-        <w:t>dieser</w:t>
-      </w:r>
-      <w:proofErr w:type="spellEnd"/>
-      <w:r>
-        <w:t xml:space="preserve"> </w:t>
-      </w:r>
-      <w:proofErr w:type="spellStart"/>
-      <w:r>
-        <w:t>Regeln</w:t>
-      </w:r>
-      <w:proofErr w:type="spellEnd"/>
-      <w:r>
-        <w:t xml:space="preserve"> </w:t>
-      </w:r>
-      <w:proofErr w:type="spellStart"/>
-      <w:r>
-        <w:t>lautet</w:t>
-      </w:r>
-      <w:proofErr w:type="spellEnd"/>
-      <w:r>
-        <w:t xml:space="preserve">: Die </w:t>
-      </w:r>
-      <w:proofErr w:type="spellStart"/>
-      <w:r>
-        <w:t>beste</w:t>
-      </w:r>
-      <w:proofErr w:type="spellEnd"/>
-      <w:r>
-        <w:t xml:space="preserve"> Strategie </w:t>
-      </w:r>
-      <w:proofErr w:type="spellStart"/>
-      <w:r>
-        <w:t>zum</w:t>
-      </w:r>
-      <w:proofErr w:type="spellEnd"/>
-      <w:r>
-        <w:t xml:space="preserve"> </w:t>
-      </w:r>
-      <w:proofErr w:type="spellStart"/>
-      <w:r>
-        <w:t>Gewinnen</w:t>
+        <w:t xml:space="preserve"> in der </w:t>
+      </w:r>
+      <w:proofErr w:type="spellStart"/>
+      <w:r>
+        <w:t>Realität</w:t>
+      </w:r>
+      <w:proofErr w:type="spellEnd"/>
+      <w:r>
+        <w:t xml:space="preserve"> </w:t>
+      </w:r>
+      <w:proofErr w:type="spellStart"/>
+      <w:r>
+        <w:t>Leben</w:t>
+      </w:r>
+      <w:proofErr w:type="spellEnd"/>
+      <w:r>
+        <w:t xml:space="preserve"> </w:t>
+      </w:r>
+      <w:proofErr w:type="spellStart"/>
+      <w:r>
+        <w:t>retten</w:t>
+      </w:r>
+      <w:proofErr w:type="spellEnd"/>
+      <w:r>
+        <w:t xml:space="preserve">: </w:t>
+      </w:r>
+      <w:proofErr w:type="spellStart"/>
+      <w:r>
+        <w:t>schnelles</w:t>
+      </w:r>
+      <w:proofErr w:type="spellEnd"/>
+      <w:r>
+        <w:t xml:space="preserve"> </w:t>
+      </w:r>
+      <w:proofErr w:type="spellStart"/>
+      <w:r>
+        <w:t>Auffinden</w:t>
+      </w:r>
+      <w:proofErr w:type="spellEnd"/>
+      <w:r>
+        <w:t xml:space="preserve"> der Person, </w:t>
+      </w:r>
+      <w:proofErr w:type="spellStart"/>
+      <w:r>
+        <w:t>Arbeitsintensität</w:t>
+      </w:r>
+      <w:proofErr w:type="spellEnd"/>
+      <w:r>
+        <w:t xml:space="preserve"> </w:t>
+      </w:r>
+      <w:proofErr w:type="spellStart"/>
+      <w:r>
+        <w:t>und</w:t>
+      </w:r>
+      <w:proofErr w:type="spellEnd"/>
+      <w:r>
+        <w:t xml:space="preserve"> </w:t>
+      </w:r>
+      <w:proofErr w:type="spellStart"/>
+      <w:r>
+        <w:t>die</w:t>
+      </w:r>
+      <w:proofErr w:type="spellEnd"/>
+      <w:r>
+        <w:t xml:space="preserve"> </w:t>
+      </w:r>
+      <w:proofErr w:type="spellStart"/>
+      <w:r>
+        <w:t>präzise</w:t>
+      </w:r>
+      <w:proofErr w:type="spellEnd"/>
+      <w:r>
+        <w:t xml:space="preserve"> </w:t>
+      </w:r>
+      <w:proofErr w:type="spellStart"/>
+      <w:r>
+        <w:t>Interpretation</w:t>
       </w:r>
       <w:proofErr w:type="spellEnd"/>
       <w:r>
@@ -1271,239 +1207,7 @@
       </w:r>
       <w:proofErr w:type="spellStart"/>
       <w:r>
-        <w:t>Wettkampfs</w:t>
-      </w:r>
-      <w:proofErr w:type="spellEnd"/>
-      <w:r>
-        <w:t xml:space="preserve"> </w:t>
-      </w:r>
-      <w:proofErr w:type="spellStart"/>
-      <w:r>
-        <w:t>ist</w:t>
-      </w:r>
-      <w:proofErr w:type="spellEnd"/>
-      <w:r>
-        <w:t xml:space="preserve"> </w:t>
-      </w:r>
-      <w:proofErr w:type="spellStart"/>
-      <w:r>
-        <w:t>identisch</w:t>
-      </w:r>
-      <w:proofErr w:type="spellEnd"/>
-      <w:r>
-        <w:t xml:space="preserve"> </w:t>
-      </w:r>
-      <w:proofErr w:type="spellStart"/>
-      <w:r>
-        <w:t>mit</w:t>
-      </w:r>
-      <w:proofErr w:type="spellEnd"/>
-      <w:r>
-        <w:t xml:space="preserve"> der </w:t>
-      </w:r>
-      <w:proofErr w:type="spellStart"/>
-      <w:r>
-        <w:t>besten</w:t>
-      </w:r>
-      <w:proofErr w:type="spellEnd"/>
-      <w:r>
-        <w:t xml:space="preserve"> </w:t>
-      </w:r>
-      <w:proofErr w:type="spellStart"/>
-      <w:r>
-        <w:t>Vorbereitung</w:t>
-      </w:r>
-      <w:proofErr w:type="spellEnd"/>
-      <w:r>
-        <w:t xml:space="preserve"> </w:t>
-      </w:r>
-      <w:proofErr w:type="spellStart"/>
-      <w:r>
-        <w:t>für</w:t>
-      </w:r>
-      <w:proofErr w:type="spellEnd"/>
-      <w:r>
-        <w:t xml:space="preserve"> </w:t>
-      </w:r>
-      <w:proofErr w:type="spellStart"/>
-      <w:r>
-        <w:t>eine</w:t>
-      </w:r>
-      <w:proofErr w:type="spellEnd"/>
-      <w:r>
-        <w:t xml:space="preserve"> </w:t>
-      </w:r>
-      <w:proofErr w:type="spellStart"/>
-      <w:r>
-        <w:t>Suchmission</w:t>
-      </w:r>
-      <w:proofErr w:type="spellEnd"/>
-      <w:r>
-        <w:t xml:space="preserve">. Punkte </w:t>
-      </w:r>
-      <w:proofErr w:type="spellStart"/>
-      <w:r>
-        <w:t>werden</w:t>
-      </w:r>
-      <w:proofErr w:type="spellEnd"/>
-      <w:r>
-        <w:t xml:space="preserve"> </w:t>
-      </w:r>
-      <w:proofErr w:type="spellStart"/>
-      <w:r>
-        <w:t>für</w:t>
-      </w:r>
-      <w:proofErr w:type="spellEnd"/>
-      <w:r>
-        <w:t xml:space="preserve"> </w:t>
-      </w:r>
-      <w:proofErr w:type="spellStart"/>
-      <w:r>
-        <w:t>messbare</w:t>
-      </w:r>
-      <w:proofErr w:type="spellEnd"/>
-      <w:r>
-        <w:t xml:space="preserve"> </w:t>
-      </w:r>
-      <w:proofErr w:type="spellStart"/>
-      <w:r>
-        <w:t>Leistungselemente</w:t>
-      </w:r>
-      <w:proofErr w:type="spellEnd"/>
-      <w:r>
-        <w:t xml:space="preserve"> </w:t>
-      </w:r>
-      <w:proofErr w:type="spellStart"/>
-      <w:r>
-        <w:t>vergeben</w:t>
-      </w:r>
-      <w:proofErr w:type="spellEnd"/>
-      <w:r>
-        <w:t xml:space="preserve">, </w:t>
-      </w:r>
-      <w:proofErr w:type="spellStart"/>
-      <w:r>
-        <w:t>die</w:t>
-      </w:r>
-      <w:proofErr w:type="spellEnd"/>
-      <w:r>
-        <w:t xml:space="preserve"> </w:t>
-      </w:r>
-      <w:proofErr w:type="spellStart"/>
-      <w:r>
-        <w:t>im</w:t>
-      </w:r>
-      <w:proofErr w:type="spellEnd"/>
-      <w:r>
-        <w:t xml:space="preserve"> </w:t>
-      </w:r>
-      <w:proofErr w:type="spellStart"/>
-      <w:r>
-        <w:t>Einsatz</w:t>
-      </w:r>
-      <w:proofErr w:type="spellEnd"/>
-      <w:r>
-        <w:t xml:space="preserve"> </w:t>
-      </w:r>
-      <w:proofErr w:type="spellStart"/>
-      <w:r>
-        <w:t>Leben</w:t>
-      </w:r>
-      <w:proofErr w:type="spellEnd"/>
-      <w:r>
-        <w:t xml:space="preserve"> </w:t>
-      </w:r>
-      <w:proofErr w:type="spellStart"/>
-      <w:r>
-        <w:t>retten</w:t>
-      </w:r>
-      <w:proofErr w:type="spellEnd"/>
-      <w:r>
-        <w:t xml:space="preserve">: </w:t>
-      </w:r>
-      <w:proofErr w:type="spellStart"/>
-      <w:r>
-        <w:t>das</w:t>
-      </w:r>
-      <w:proofErr w:type="spellEnd"/>
-      <w:r>
-        <w:t xml:space="preserve"> </w:t>
-      </w:r>
-      <w:proofErr w:type="spellStart"/>
-      <w:r>
-        <w:t>Auffinden</w:t>
-      </w:r>
-      <w:proofErr w:type="spellEnd"/>
-      <w:r>
-        <w:t xml:space="preserve"> der </w:t>
-      </w:r>
-      <w:proofErr w:type="spellStart"/>
-      <w:r>
-        <w:t>Zielperson</w:t>
-      </w:r>
-      <w:proofErr w:type="spellEnd"/>
-      <w:r>
-        <w:t xml:space="preserve"> (VP), </w:t>
-      </w:r>
-      <w:proofErr w:type="spellStart"/>
-      <w:r>
-        <w:t>die</w:t>
-      </w:r>
-      <w:proofErr w:type="spellEnd"/>
-      <w:r>
-        <w:t xml:space="preserve"> </w:t>
-      </w:r>
-      <w:proofErr w:type="spellStart"/>
-      <w:r>
-        <w:t>Effizienz</w:t>
-      </w:r>
-      <w:proofErr w:type="spellEnd"/>
-      <w:r>
-        <w:t xml:space="preserve"> der </w:t>
-      </w:r>
-      <w:proofErr w:type="spellStart"/>
-      <w:r>
-        <w:t>Spurarbeit</w:t>
-      </w:r>
-      <w:proofErr w:type="spellEnd"/>
-      <w:r>
-        <w:t xml:space="preserve"> </w:t>
-      </w:r>
-      <w:proofErr w:type="spellStart"/>
-      <w:r>
-        <w:t>und</w:t>
-      </w:r>
-      <w:proofErr w:type="spellEnd"/>
-      <w:r>
-        <w:t xml:space="preserve"> </w:t>
-      </w:r>
-      <w:proofErr w:type="spellStart"/>
-      <w:r>
-        <w:t>die</w:t>
-      </w:r>
-      <w:proofErr w:type="spellEnd"/>
-      <w:r>
-        <w:t xml:space="preserve"> </w:t>
-      </w:r>
-      <w:proofErr w:type="spellStart"/>
-      <w:r>
-        <w:t>genaue</w:t>
-      </w:r>
-      <w:proofErr w:type="spellEnd"/>
-      <w:r>
-        <w:t xml:space="preserve"> </w:t>
-      </w:r>
-      <w:proofErr w:type="spellStart"/>
-      <w:r>
-        <w:t>Interpretation</w:t>
-      </w:r>
-      <w:proofErr w:type="spellEnd"/>
-      <w:r>
-        <w:t xml:space="preserve"> des </w:t>
-      </w:r>
-      <w:proofErr w:type="spellStart"/>
-      <w:r>
-        <w:t>Hundverhaltens</w:t>
+        <w:t>Hundeverhaltens</w:t>
       </w:r>
       <w:proofErr w:type="spellEnd"/>
       <w:r>
@@ -1511,48 +1215,104 @@
       </w:r>
     </w:p>
     <w:p>
-      <w:pPr>
-        <w:spacing w:after="160"/>
-      </w:pPr>
-      <w:proofErr w:type="spellStart"/>
-      <w:r>
+      <w:proofErr w:type="spellStart"/>
+      <w:r>
+        <w:rPr>
+          <w:b/>
+          <w:bCs/>
+        </w:rPr>
         <w:t>Warum</w:t>
       </w:r>
       <w:proofErr w:type="spellEnd"/>
       <w:r>
-        <w:t xml:space="preserve"> </w:t>
-      </w:r>
-      <w:proofErr w:type="spellStart"/>
-      <w:r>
+        <w:rPr>
+          <w:b/>
+          <w:bCs/>
+        </w:rPr>
+        <w:t xml:space="preserve"> </w:t>
+      </w:r>
+      <w:proofErr w:type="spellStart"/>
+      <w:r>
+        <w:rPr>
+          <w:b/>
+          <w:bCs/>
+        </w:rPr>
         <w:t>Wettkämpfe</w:t>
       </w:r>
       <w:proofErr w:type="spellEnd"/>
       <w:r>
+        <w:rPr>
+          <w:b/>
+          <w:bCs/>
+        </w:rPr>
+        <w:t xml:space="preserve"> </w:t>
+      </w:r>
+      <w:proofErr w:type="spellStart"/>
+      <w:r>
+        <w:rPr>
+          <w:b/>
+          <w:bCs/>
+        </w:rPr>
+        <w:t>veranstalten</w:t>
+      </w:r>
+      <w:proofErr w:type="spellEnd"/>
+      <w:r>
+        <w:rPr>
+          <w:b/>
+          <w:bCs/>
+        </w:rPr>
         <w:t xml:space="preserve">, </w:t>
       </w:r>
       <w:proofErr w:type="spellStart"/>
       <w:r>
+        <w:rPr>
+          <w:b/>
+          <w:bCs/>
+        </w:rPr>
         <w:t>wenn</w:t>
       </w:r>
       <w:proofErr w:type="spellEnd"/>
       <w:r>
+        <w:rPr>
+          <w:b/>
+          <w:bCs/>
+        </w:rPr>
         <w:t xml:space="preserve"> es </w:t>
       </w:r>
       <w:proofErr w:type="spellStart"/>
       <w:r>
-        <w:t>Eignungsprüfungen</w:t>
-      </w:r>
-      <w:proofErr w:type="spellEnd"/>
-      <w:r>
-        <w:t xml:space="preserve"> </w:t>
-      </w:r>
-      <w:proofErr w:type="spellStart"/>
-      <w:r>
+        <w:rPr>
+          <w:b/>
+          <w:bCs/>
+        </w:rPr>
+        <w:t>Zertifizierungen</w:t>
+      </w:r>
+      <w:proofErr w:type="spellEnd"/>
+      <w:r>
+        <w:rPr>
+          <w:b/>
+          <w:bCs/>
+        </w:rPr>
+        <w:t xml:space="preserve"> </w:t>
+      </w:r>
+      <w:proofErr w:type="spellStart"/>
+      <w:r>
+        <w:rPr>
+          <w:b/>
+          <w:bCs/>
+        </w:rPr>
         <w:t>gibt</w:t>
       </w:r>
       <w:proofErr w:type="spellEnd"/>
       <w:r>
-        <w:t xml:space="preserve">? </w:t>
+        <w:rPr>
+          <w:b/>
+          <w:bCs/>
+        </w:rPr>
+        <w:t>?</w:t>
+      </w:r>
+      <w:r>
+        <w:t xml:space="preserve"> </w:t>
       </w:r>
       <w:proofErr w:type="spellStart"/>
       <w:r>
@@ -1560,11 +1320,11 @@
       </w:r>
       <w:proofErr w:type="spellEnd"/>
       <w:r>
-        <w:t xml:space="preserve"> </w:t>
-      </w:r>
-      <w:proofErr w:type="spellStart"/>
-      <w:r>
-        <w:t>Eignungsprüfung</w:t>
+        <w:t xml:space="preserve"> Standard-</w:t>
+      </w:r>
+      <w:proofErr w:type="spellStart"/>
+      <w:r>
+        <w:t>Zertifizierung</w:t>
       </w:r>
       <w:proofErr w:type="spellEnd"/>
       <w:r>
@@ -1600,7 +1360,31 @@
       </w:r>
       <w:proofErr w:type="spellEnd"/>
       <w:r>
-        <w:t xml:space="preserve"> — </w:t>
+        <w:t xml:space="preserve"> – </w:t>
+      </w:r>
+      <w:proofErr w:type="spellStart"/>
+      <w:r>
+        <w:t>das</w:t>
+      </w:r>
+      <w:proofErr w:type="spellEnd"/>
+      <w:r>
+        <w:t xml:space="preserve"> Team </w:t>
+      </w:r>
+      <w:proofErr w:type="spellStart"/>
+      <w:r>
+        <w:t>hat</w:t>
+      </w:r>
+      <w:proofErr w:type="spellEnd"/>
+      <w:r>
+        <w:t xml:space="preserve"> </w:t>
+      </w:r>
+      <w:proofErr w:type="spellStart"/>
+      <w:r>
+        <w:t>entweder</w:t>
+      </w:r>
+      <w:proofErr w:type="spellEnd"/>
+      <w:r>
+        <w:t xml:space="preserve"> </w:t>
       </w:r>
       <w:proofErr w:type="spellStart"/>
       <w:r>
@@ -1644,6 +1428,14 @@
       </w:r>
       <w:proofErr w:type="spellStart"/>
       <w:r>
+        <w:t>eine</w:t>
+      </w:r>
+      <w:proofErr w:type="spellEnd"/>
+      <w:r>
+        <w:t xml:space="preserve"> </w:t>
+      </w:r>
+      <w:proofErr w:type="spellStart"/>
+      <w:r>
         <w:t>wertvolle</w:t>
       </w:r>
       <w:proofErr w:type="spellEnd"/>
@@ -1676,7 +1468,7 @@
       </w:r>
       <w:proofErr w:type="spellStart"/>
       <w:r>
-        <w:t>begrenzt</w:t>
+        <w:t>unzureichend</w:t>
       </w:r>
       <w:proofErr w:type="spellEnd"/>
       <w:r>
@@ -1692,7 +1484,7 @@
       </w:r>
       <w:proofErr w:type="spellStart"/>
       <w:r>
-        <w:t>zeigt</w:t>
+        <w:t>verrät</w:t>
       </w:r>
       <w:proofErr w:type="spellEnd"/>
       <w:r>
@@ -1704,15 +1496,138 @@
       </w:r>
       <w:proofErr w:type="spellEnd"/>
       <w:r>
+        <w:t xml:space="preserve"> </w:t>
+      </w:r>
+      <w:proofErr w:type="spellStart"/>
+      <w:r>
+        <w:t>genau</w:t>
+      </w:r>
+      <w:proofErr w:type="spellEnd"/>
+      <w:r>
         <w:t xml:space="preserve">, </w:t>
       </w:r>
       <w:proofErr w:type="spellStart"/>
       <w:r>
-        <w:t>an</w:t>
-      </w:r>
-      <w:proofErr w:type="spellEnd"/>
-      <w:r>
-        <w:t xml:space="preserve"> </w:t>
+        <w:t>was</w:t>
+      </w:r>
+      <w:proofErr w:type="spellEnd"/>
+      <w:r>
+        <w:t xml:space="preserve"> </w:t>
+      </w:r>
+      <w:proofErr w:type="spellStart"/>
+      <w:r>
+        <w:t>verbessert</w:t>
+      </w:r>
+      <w:proofErr w:type="spellEnd"/>
+      <w:r>
+        <w:t xml:space="preserve"> </w:t>
+      </w:r>
+      <w:proofErr w:type="spellStart"/>
+      <w:r>
+        <w:t>werden</w:t>
+      </w:r>
+      <w:proofErr w:type="spellEnd"/>
+      <w:r>
+        <w:t xml:space="preserve"> </w:t>
+      </w:r>
+      <w:proofErr w:type="spellStart"/>
+      <w:r>
+        <w:t>muss</w:t>
+      </w:r>
+      <w:proofErr w:type="spellEnd"/>
+      <w:r>
+        <w:t xml:space="preserve">. </w:t>
+      </w:r>
+      <w:proofErr w:type="spellStart"/>
+      <w:r>
+        <w:t>Das</w:t>
+      </w:r>
+      <w:proofErr w:type="spellEnd"/>
+      <w:r>
+        <w:t xml:space="preserve"> </w:t>
+      </w:r>
+      <w:proofErr w:type="spellStart"/>
+      <w:r>
+        <w:t>Punktesystem</w:t>
+      </w:r>
+      <w:proofErr w:type="spellEnd"/>
+      <w:r>
+        <w:t xml:space="preserve"> </w:t>
+      </w:r>
+      <w:proofErr w:type="spellStart"/>
+      <w:r>
+        <w:t>dieser</w:t>
+      </w:r>
+      <w:proofErr w:type="spellEnd"/>
+      <w:r>
+        <w:t xml:space="preserve"> </w:t>
+      </w:r>
+      <w:proofErr w:type="spellStart"/>
+      <w:r>
+        <w:t>Wettkämpfe</w:t>
+      </w:r>
+      <w:proofErr w:type="spellEnd"/>
+      <w:r>
+        <w:t xml:space="preserve"> </w:t>
+      </w:r>
+      <w:proofErr w:type="spellStart"/>
+      <w:r>
+        <w:t>fungiert</w:t>
+      </w:r>
+      <w:proofErr w:type="spellEnd"/>
+      <w:r>
+        <w:t xml:space="preserve"> </w:t>
+      </w:r>
+      <w:proofErr w:type="spellStart"/>
+      <w:r>
+        <w:t>als</w:t>
+      </w:r>
+      <w:proofErr w:type="spellEnd"/>
+      <w:r>
+        <w:t xml:space="preserve"> </w:t>
+      </w:r>
+      <w:proofErr w:type="spellStart"/>
+      <w:r>
+        <w:rPr>
+          <w:b/>
+          <w:bCs/>
+        </w:rPr>
+        <w:t>detailliertes</w:t>
+      </w:r>
+      <w:proofErr w:type="spellEnd"/>
+      <w:r>
+        <w:rPr>
+          <w:b/>
+          <w:bCs/>
+        </w:rPr>
+        <w:t xml:space="preserve"> Feedback</w:t>
+      </w:r>
+      <w:r>
+        <w:t xml:space="preserve"> – der </w:t>
+      </w:r>
+      <w:proofErr w:type="spellStart"/>
+      <w:r>
+        <w:t>Hundeführer</w:t>
+      </w:r>
+      <w:proofErr w:type="spellEnd"/>
+      <w:r>
+        <w:t xml:space="preserve"> </w:t>
+      </w:r>
+      <w:proofErr w:type="spellStart"/>
+      <w:r>
+        <w:t>sieht</w:t>
+      </w:r>
+      <w:proofErr w:type="spellEnd"/>
+      <w:r>
+        <w:t xml:space="preserve"> </w:t>
+      </w:r>
+      <w:proofErr w:type="spellStart"/>
+      <w:r>
+        <w:t>konkret</w:t>
+      </w:r>
+      <w:proofErr w:type="spellEnd"/>
+      <w:r>
+        <w:t xml:space="preserve">, in </w:t>
       </w:r>
       <w:proofErr w:type="spellStart"/>
       <w:r>
@@ -1720,7 +1635,15 @@
       </w:r>
       <w:proofErr w:type="spellEnd"/>
       <w:r>
-        <w:t xml:space="preserve"> Stelle des </w:t>
+        <w:t xml:space="preserve"> </w:t>
+      </w:r>
+      <w:proofErr w:type="spellStart"/>
+      <w:r>
+        <w:t>Phase</w:t>
+      </w:r>
+      <w:proofErr w:type="spellEnd"/>
+      <w:r>
+        <w:t xml:space="preserve"> des </w:t>
       </w:r>
       <w:proofErr w:type="spellStart"/>
       <w:r>
@@ -1732,39 +1655,103 @@
       </w:r>
       <w:proofErr w:type="spellStart"/>
       <w:r>
+        <w:t>und</w:t>
+      </w:r>
+      <w:proofErr w:type="spellEnd"/>
+      <w:r>
+        <w:t xml:space="preserve"> in </w:t>
+      </w:r>
+      <w:proofErr w:type="spellStart"/>
+      <w:r>
+        <w:t>welchem</w:t>
+      </w:r>
+      <w:proofErr w:type="spellEnd"/>
+      <w:r>
+        <w:t xml:space="preserve"> </w:t>
+      </w:r>
+      <w:proofErr w:type="spellStart"/>
+      <w:r>
+        <w:t>Kriterium</w:t>
+      </w:r>
+      <w:proofErr w:type="spellEnd"/>
+      <w:r>
+        <w:t xml:space="preserve"> </w:t>
+      </w:r>
+      <w:proofErr w:type="spellStart"/>
+      <w:r>
         <w:t>das</w:t>
       </w:r>
       <w:proofErr w:type="spellEnd"/>
       <w:r>
-        <w:t xml:space="preserve"> </w:t>
-      </w:r>
-      <w:proofErr w:type="spellStart"/>
-      <w:r>
-        <w:t>Hundelesen</w:t>
-      </w:r>
-      <w:proofErr w:type="spellEnd"/>
-      <w:r>
-        <w:t xml:space="preserve"> des </w:t>
-      </w:r>
-      <w:proofErr w:type="spellStart"/>
-      <w:r>
-        <w:t>Führers</w:t>
-      </w:r>
-      <w:proofErr w:type="spellEnd"/>
-      <w:r>
-        <w:t xml:space="preserve"> </w:t>
-      </w:r>
-      <w:proofErr w:type="spellStart"/>
-      <w:r>
-        <w:t>versagt</w:t>
-      </w:r>
-      <w:proofErr w:type="spellEnd"/>
-      <w:r>
-        <w:t xml:space="preserve"> </w:t>
-      </w:r>
-      <w:proofErr w:type="spellStart"/>
-      <w:r>
-        <w:t>hat</w:t>
+        <w:t xml:space="preserve"> Team </w:t>
+      </w:r>
+      <w:proofErr w:type="spellStart"/>
+      <w:r>
+        <w:t>Defizite</w:t>
+      </w:r>
+      <w:proofErr w:type="spellEnd"/>
+      <w:r>
+        <w:t xml:space="preserve"> </w:t>
+      </w:r>
+      <w:proofErr w:type="spellStart"/>
+      <w:r>
+        <w:t>aufwies</w:t>
+      </w:r>
+      <w:proofErr w:type="spellEnd"/>
+      <w:r>
+        <w:t xml:space="preserve">. </w:t>
+      </w:r>
+      <w:proofErr w:type="spellStart"/>
+      <w:r>
+        <w:t>Wettkämpfe</w:t>
+      </w:r>
+      <w:proofErr w:type="spellEnd"/>
+      <w:r>
+        <w:t xml:space="preserve"> </w:t>
+      </w:r>
+      <w:proofErr w:type="spellStart"/>
+      <w:r>
+        <w:t>sind</w:t>
+      </w:r>
+      <w:proofErr w:type="spellEnd"/>
+      <w:r>
+        <w:t xml:space="preserve"> </w:t>
+      </w:r>
+      <w:proofErr w:type="spellStart"/>
+      <w:r>
+        <w:t>daher</w:t>
+      </w:r>
+      <w:proofErr w:type="spellEnd"/>
+      <w:r>
+        <w:t xml:space="preserve"> </w:t>
+      </w:r>
+      <w:proofErr w:type="spellStart"/>
+      <w:r>
+        <w:t>keine</w:t>
+      </w:r>
+      <w:proofErr w:type="spellEnd"/>
+      <w:r>
+        <w:t xml:space="preserve"> </w:t>
+      </w:r>
+      <w:proofErr w:type="spellStart"/>
+      <w:r>
+        <w:t>Alternative</w:t>
+      </w:r>
+      <w:proofErr w:type="spellEnd"/>
+      <w:r>
+        <w:t xml:space="preserve"> </w:t>
+      </w:r>
+      <w:proofErr w:type="spellStart"/>
+      <w:r>
+        <w:t>zu</w:t>
+      </w:r>
+      <w:proofErr w:type="spellEnd"/>
+      <w:r>
+        <w:t xml:space="preserve"> </w:t>
+      </w:r>
+      <w:proofErr w:type="spellStart"/>
+      <w:r>
+        <w:t>Zertifizierungen</w:t>
       </w:r>
       <w:proofErr w:type="spellEnd"/>
       <w:r>
@@ -1772,111 +1759,79 @@
       </w:r>
       <w:proofErr w:type="spellStart"/>
       <w:r>
-        <w:t>wo</w:t>
-      </w:r>
-      <w:proofErr w:type="spellEnd"/>
-      <w:r>
-        <w:t xml:space="preserve"> </w:t>
-      </w:r>
-      <w:proofErr w:type="spellStart"/>
-      <w:r>
-        <w:t>das</w:t>
-      </w:r>
-      <w:proofErr w:type="spellEnd"/>
-      <w:r>
-        <w:t xml:space="preserve"> Team </w:t>
-      </w:r>
-      <w:proofErr w:type="spellStart"/>
-      <w:r>
-        <w:t>an</w:t>
-      </w:r>
-      <w:proofErr w:type="spellEnd"/>
-      <w:r>
-        <w:t xml:space="preserve"> </w:t>
-      </w:r>
-      <w:proofErr w:type="spellStart"/>
-      <w:r>
-        <w:t>Effizienz</w:t>
-      </w:r>
-      <w:proofErr w:type="spellEnd"/>
-      <w:r>
-        <w:t xml:space="preserve"> </w:t>
-      </w:r>
-      <w:proofErr w:type="spellStart"/>
-      <w:r>
-        <w:t>verloren</w:t>
-      </w:r>
-      <w:proofErr w:type="spellEnd"/>
-      <w:r>
-        <w:t xml:space="preserve"> </w:t>
-      </w:r>
-      <w:proofErr w:type="spellStart"/>
-      <w:r>
-        <w:t>hat</w:t>
-      </w:r>
-      <w:proofErr w:type="spellEnd"/>
-      <w:r>
-        <w:t xml:space="preserve"> oder </w:t>
-      </w:r>
-      <w:proofErr w:type="spellStart"/>
-      <w:r>
-        <w:t>was</w:t>
-      </w:r>
-      <w:proofErr w:type="spellEnd"/>
-      <w:r>
-        <w:t xml:space="preserve"> </w:t>
-      </w:r>
-      <w:proofErr w:type="spellStart"/>
-      <w:r>
-        <w:t>gezielt</w:t>
-      </w:r>
-      <w:proofErr w:type="spellEnd"/>
-      <w:r>
-        <w:t xml:space="preserve"> </w:t>
-      </w:r>
-      <w:proofErr w:type="spellStart"/>
-      <w:r>
-        <w:t>verbessert</w:t>
-      </w:r>
-      <w:proofErr w:type="spellEnd"/>
-      <w:r>
-        <w:t xml:space="preserve"> </w:t>
-      </w:r>
-      <w:proofErr w:type="spellStart"/>
-      <w:r>
-        <w:t>werden</w:t>
-      </w:r>
-      <w:proofErr w:type="spellEnd"/>
-      <w:r>
-        <w:t xml:space="preserve"> </w:t>
-      </w:r>
-      <w:proofErr w:type="spellStart"/>
-      <w:r>
-        <w:t>muss</w:t>
-      </w:r>
-      <w:proofErr w:type="spellEnd"/>
-      <w:r>
-        <w:t xml:space="preserve">. </w:t>
-      </w:r>
-      <w:proofErr w:type="spellStart"/>
-      <w:r>
-        <w:t>Das</w:t>
-      </w:r>
-      <w:proofErr w:type="spellEnd"/>
-      <w:r>
-        <w:t xml:space="preserve"> </w:t>
-      </w:r>
-      <w:proofErr w:type="spellStart"/>
-      <w:r>
-        <w:t>Bewertungssystem</w:t>
-      </w:r>
-      <w:proofErr w:type="spellEnd"/>
-      <w:r>
-        <w:t xml:space="preserve"> </w:t>
-      </w:r>
-      <w:proofErr w:type="spellStart"/>
-      <w:r>
-        <w:t>dieser</w:t>
+        <w:t>sondern</w:t>
+      </w:r>
+      <w:proofErr w:type="spellEnd"/>
+      <w:r>
+        <w:t xml:space="preserve"> </w:t>
+      </w:r>
+      <w:proofErr w:type="spellStart"/>
+      <w:r>
+        <w:t>deren</w:t>
+      </w:r>
+      <w:proofErr w:type="spellEnd"/>
+      <w:r>
+        <w:t xml:space="preserve"> </w:t>
+      </w:r>
+      <w:proofErr w:type="spellStart"/>
+      <w:r>
+        <w:t>Ergänzung</w:t>
+      </w:r>
+      <w:proofErr w:type="spellEnd"/>
+      <w:r>
+        <w:t xml:space="preserve">: </w:t>
+      </w:r>
+      <w:proofErr w:type="spellStart"/>
+      <w:r>
+        <w:t>Während</w:t>
+      </w:r>
+      <w:proofErr w:type="spellEnd"/>
+      <w:r>
+        <w:t xml:space="preserve"> </w:t>
+      </w:r>
+      <w:proofErr w:type="spellStart"/>
+      <w:r>
+        <w:t>die</w:t>
+      </w:r>
+      <w:proofErr w:type="spellEnd"/>
+      <w:r>
+        <w:t xml:space="preserve"> </w:t>
+      </w:r>
+      <w:proofErr w:type="spellStart"/>
+      <w:r>
+        <w:t>Zertifizierung</w:t>
+      </w:r>
+      <w:proofErr w:type="spellEnd"/>
+      <w:r>
+        <w:t xml:space="preserve"> </w:t>
+      </w:r>
+      <w:proofErr w:type="spellStart"/>
+      <w:r>
+        <w:t>die</w:t>
+      </w:r>
+      <w:proofErr w:type="spellEnd"/>
+      <w:r>
+        <w:t xml:space="preserve"> </w:t>
+      </w:r>
+      <w:proofErr w:type="spellStart"/>
+      <w:r>
+        <w:t>Einsatzfähigkeit</w:t>
+      </w:r>
+      <w:proofErr w:type="spellEnd"/>
+      <w:r>
+        <w:t xml:space="preserve"> </w:t>
+      </w:r>
+      <w:proofErr w:type="spellStart"/>
+      <w:r>
+        <w:t>bestätigt</w:t>
+      </w:r>
+      <w:proofErr w:type="spellEnd"/>
+      <w:r>
+        <w:t xml:space="preserve">, </w:t>
+      </w:r>
+      <w:proofErr w:type="spellStart"/>
+      <w:r>
+        <w:t>zeigen</w:t>
       </w:r>
       <w:proofErr w:type="spellEnd"/>
       <w:r>
@@ -1888,249 +1843,6 @@
       </w:r>
       <w:proofErr w:type="spellEnd"/>
       <w:r>
-        <w:t xml:space="preserve"> </w:t>
-      </w:r>
-      <w:proofErr w:type="spellStart"/>
-      <w:r>
-        <w:t>funktioniert</w:t>
-      </w:r>
-      <w:proofErr w:type="spellEnd"/>
-      <w:r>
-        <w:t xml:space="preserve"> </w:t>
-      </w:r>
-      <w:proofErr w:type="spellStart"/>
-      <w:r>
-        <w:t>als</w:t>
-      </w:r>
-      <w:proofErr w:type="spellEnd"/>
-      <w:r>
-        <w:t xml:space="preserve"> </w:t>
-      </w:r>
-      <w:proofErr w:type="spellStart"/>
-      <w:r>
-        <w:t>detailliertes</w:t>
-      </w:r>
-      <w:proofErr w:type="spellEnd"/>
-      <w:r>
-        <w:t xml:space="preserve"> Feedback — der </w:t>
-      </w:r>
-      <w:proofErr w:type="spellStart"/>
-      <w:r>
-        <w:t>Hundeführer</w:t>
-      </w:r>
-      <w:proofErr w:type="spellEnd"/>
-      <w:r>
-        <w:t xml:space="preserve"> </w:t>
-      </w:r>
-      <w:proofErr w:type="spellStart"/>
-      <w:r>
-        <w:t>sieht</w:t>
-      </w:r>
-      <w:proofErr w:type="spellEnd"/>
-      <w:r>
-        <w:t xml:space="preserve"> </w:t>
-      </w:r>
-      <w:proofErr w:type="spellStart"/>
-      <w:r>
-        <w:t>konkret</w:t>
-      </w:r>
-      <w:proofErr w:type="spellEnd"/>
-      <w:r>
-        <w:t xml:space="preserve">, in </w:t>
-      </w:r>
-      <w:proofErr w:type="spellStart"/>
-      <w:r>
-        <w:t>welcher</w:t>
-      </w:r>
-      <w:proofErr w:type="spellEnd"/>
-      <w:r>
-        <w:t xml:space="preserve"> </w:t>
-      </w:r>
-      <w:proofErr w:type="spellStart"/>
-      <w:r>
-        <w:t>Phase</w:t>
-      </w:r>
-      <w:proofErr w:type="spellEnd"/>
-      <w:r>
-        <w:t xml:space="preserve"> des </w:t>
-      </w:r>
-      <w:proofErr w:type="spellStart"/>
-      <w:r>
-        <w:t>Trails</w:t>
-      </w:r>
-      <w:proofErr w:type="spellEnd"/>
-      <w:r>
-        <w:t xml:space="preserve"> </w:t>
-      </w:r>
-      <w:proofErr w:type="spellStart"/>
-      <w:r>
-        <w:t>und</w:t>
-      </w:r>
-      <w:proofErr w:type="spellEnd"/>
-      <w:r>
-        <w:t xml:space="preserve"> in </w:t>
-      </w:r>
-      <w:proofErr w:type="spellStart"/>
-      <w:r>
-        <w:t>welchem</w:t>
-      </w:r>
-      <w:proofErr w:type="spellEnd"/>
-      <w:r>
-        <w:t xml:space="preserve"> </w:t>
-      </w:r>
-      <w:proofErr w:type="spellStart"/>
-      <w:r>
-        <w:t>Krit</w:t>
-      </w:r>
-      <w:r>
-        <w:t>erium</w:t>
-      </w:r>
-      <w:proofErr w:type="spellEnd"/>
-      <w:r>
-        <w:t xml:space="preserve"> </w:t>
-      </w:r>
-      <w:proofErr w:type="spellStart"/>
-      <w:r>
-        <w:t>das</w:t>
-      </w:r>
-      <w:proofErr w:type="spellEnd"/>
-      <w:r>
-        <w:t xml:space="preserve"> Team </w:t>
-      </w:r>
-      <w:proofErr w:type="spellStart"/>
-      <w:r>
-        <w:t>zurückgefallen</w:t>
-      </w:r>
-      <w:proofErr w:type="spellEnd"/>
-      <w:r>
-        <w:t xml:space="preserve"> </w:t>
-      </w:r>
-      <w:proofErr w:type="spellStart"/>
-      <w:r>
-        <w:t>ist</w:t>
-      </w:r>
-      <w:proofErr w:type="spellEnd"/>
-      <w:r>
-        <w:t xml:space="preserve">. </w:t>
-      </w:r>
-      <w:proofErr w:type="spellStart"/>
-      <w:r>
-        <w:t>Wettkämpfe</w:t>
-      </w:r>
-      <w:proofErr w:type="spellEnd"/>
-      <w:r>
-        <w:t xml:space="preserve"> </w:t>
-      </w:r>
-      <w:proofErr w:type="spellStart"/>
-      <w:r>
-        <w:t>sind</w:t>
-      </w:r>
-      <w:proofErr w:type="spellEnd"/>
-      <w:r>
-        <w:t xml:space="preserve"> </w:t>
-      </w:r>
-      <w:proofErr w:type="spellStart"/>
-      <w:r>
-        <w:t>keine</w:t>
-      </w:r>
-      <w:proofErr w:type="spellEnd"/>
-      <w:r>
-        <w:t xml:space="preserve"> </w:t>
-      </w:r>
-      <w:proofErr w:type="spellStart"/>
-      <w:r>
-        <w:t>Alternative</w:t>
-      </w:r>
-      <w:proofErr w:type="spellEnd"/>
-      <w:r>
-        <w:t xml:space="preserve"> </w:t>
-      </w:r>
-      <w:proofErr w:type="spellStart"/>
-      <w:r>
-        <w:t>zu</w:t>
-      </w:r>
-      <w:proofErr w:type="spellEnd"/>
-      <w:r>
-        <w:t xml:space="preserve"> </w:t>
-      </w:r>
-      <w:proofErr w:type="spellStart"/>
-      <w:r>
-        <w:t>Eignungsprüfungen</w:t>
-      </w:r>
-      <w:proofErr w:type="spellEnd"/>
-      <w:r>
-        <w:t xml:space="preserve">, </w:t>
-      </w:r>
-      <w:proofErr w:type="spellStart"/>
-      <w:r>
-        <w:t>sondern</w:t>
-      </w:r>
-      <w:proofErr w:type="spellEnd"/>
-      <w:r>
-        <w:t xml:space="preserve"> </w:t>
-      </w:r>
-      <w:proofErr w:type="spellStart"/>
-      <w:r>
-        <w:t>deren</w:t>
-      </w:r>
-      <w:proofErr w:type="spellEnd"/>
-      <w:r>
-        <w:t xml:space="preserve"> </w:t>
-      </w:r>
-      <w:proofErr w:type="spellStart"/>
-      <w:r>
-        <w:t>Ergänzung</w:t>
-      </w:r>
-      <w:proofErr w:type="spellEnd"/>
-      <w:r>
-        <w:t xml:space="preserve">: Die </w:t>
-      </w:r>
-      <w:proofErr w:type="spellStart"/>
-      <w:r>
-        <w:t>Prüfung</w:t>
-      </w:r>
-      <w:proofErr w:type="spellEnd"/>
-      <w:r>
-        <w:t xml:space="preserve"> </w:t>
-      </w:r>
-      <w:proofErr w:type="spellStart"/>
-      <w:r>
-        <w:t>bestätigt</w:t>
-      </w:r>
-      <w:proofErr w:type="spellEnd"/>
-      <w:r>
-        <w:t xml:space="preserve"> </w:t>
-      </w:r>
-      <w:proofErr w:type="spellStart"/>
-      <w:r>
-        <w:t>die</w:t>
-      </w:r>
-      <w:proofErr w:type="spellEnd"/>
-      <w:r>
-        <w:t xml:space="preserve"> </w:t>
-      </w:r>
-      <w:proofErr w:type="spellStart"/>
-      <w:r>
-        <w:t>Einsatztauglichkeit</w:t>
-      </w:r>
-      <w:proofErr w:type="spellEnd"/>
-      <w:r>
-        <w:t xml:space="preserve">, der </w:t>
-      </w:r>
-      <w:proofErr w:type="spellStart"/>
-      <w:r>
-        <w:t>Wettkampf</w:t>
-      </w:r>
-      <w:proofErr w:type="spellEnd"/>
-      <w:r>
-        <w:t xml:space="preserve"> </w:t>
-      </w:r>
-      <w:proofErr w:type="spellStart"/>
-      <w:r>
-        <w:t>zeigt</w:t>
-      </w:r>
-      <w:proofErr w:type="spellEnd"/>
-      <w:r>
         <w:t xml:space="preserve"> den </w:t>
       </w:r>
       <w:proofErr w:type="spellStart"/>
@@ -2160,6 +1872,14 @@
       <w:proofErr w:type="spellStart"/>
       <w:r>
         <w:t>Entwicklung</w:t>
+      </w:r>
+      <w:proofErr w:type="spellEnd"/>
+      <w:r>
+        <w:t xml:space="preserve"> </w:t>
+      </w:r>
+      <w:proofErr w:type="spellStart"/>
+      <w:r>
+        <w:t>auf</w:t>
       </w:r>
       <w:proofErr w:type="spellEnd"/>
       <w:r>
@@ -2167,19 +1887,103 @@
       </w:r>
     </w:p>
     <w:p>
-      <w:pPr>
-        <w:spacing w:after="160"/>
-      </w:pPr>
-      <w:r>
-        <w:t xml:space="preserve">Die objektive </w:t>
-      </w:r>
-      <w:proofErr w:type="spellStart"/>
-      <w:r>
+      <w:r>
+        <w:rPr>
+          <w:b/>
+          <w:bCs/>
+        </w:rPr>
+        <w:t xml:space="preserve">Objektive </w:t>
+      </w:r>
+      <w:proofErr w:type="spellStart"/>
+      <w:r>
+        <w:rPr>
+          <w:b/>
+          <w:bCs/>
+        </w:rPr>
         <w:t>Bewertung</w:t>
       </w:r>
       <w:proofErr w:type="spellEnd"/>
       <w:r>
-        <w:t xml:space="preserve"> </w:t>
+        <w:rPr>
+          <w:b/>
+          <w:bCs/>
+        </w:rPr>
+        <w:t>:</w:t>
+      </w:r>
+      <w:r>
+        <w:t xml:space="preserve"> </w:t>
+      </w:r>
+      <w:proofErr w:type="spellStart"/>
+      <w:r>
+        <w:t>Eine</w:t>
+      </w:r>
+      <w:proofErr w:type="spellEnd"/>
+      <w:r>
+        <w:t xml:space="preserve"> objektive </w:t>
+      </w:r>
+      <w:proofErr w:type="spellStart"/>
+      <w:r>
+        <w:t>Bewertung</w:t>
+      </w:r>
+      <w:proofErr w:type="spellEnd"/>
+      <w:r>
+        <w:t xml:space="preserve">, </w:t>
+      </w:r>
+      <w:proofErr w:type="spellStart"/>
+      <w:r>
+        <w:t>die</w:t>
+      </w:r>
+      <w:proofErr w:type="spellEnd"/>
+      <w:r>
+        <w:t xml:space="preserve"> </w:t>
+      </w:r>
+      <w:proofErr w:type="spellStart"/>
+      <w:r>
+        <w:t>das</w:t>
+      </w:r>
+      <w:proofErr w:type="spellEnd"/>
+      <w:r>
+        <w:t xml:space="preserve"> </w:t>
+      </w:r>
+      <w:proofErr w:type="spellStart"/>
+      <w:r>
+        <w:t>subjektive</w:t>
+      </w:r>
+      <w:proofErr w:type="spellEnd"/>
+      <w:r>
+        <w:t xml:space="preserve"> </w:t>
+      </w:r>
+      <w:proofErr w:type="spellStart"/>
+      <w:r>
+        <w:t>Urteil</w:t>
+      </w:r>
+      <w:proofErr w:type="spellEnd"/>
+      <w:r>
+        <w:t xml:space="preserve"> </w:t>
+      </w:r>
+      <w:proofErr w:type="spellStart"/>
+      <w:r>
+        <w:t>eines</w:t>
+      </w:r>
+      <w:proofErr w:type="spellEnd"/>
+      <w:r>
+        <w:t xml:space="preserve"> </w:t>
+      </w:r>
+      <w:proofErr w:type="spellStart"/>
+      <w:r>
+        <w:t>Richters</w:t>
+      </w:r>
+      <w:proofErr w:type="spellEnd"/>
+      <w:r>
+        <w:t xml:space="preserve"> </w:t>
+      </w:r>
+      <w:proofErr w:type="spellStart"/>
+      <w:r>
+        <w:t>eliminiert</w:t>
+      </w:r>
+      <w:proofErr w:type="spellEnd"/>
+      <w:r>
+        <w:t xml:space="preserve">, </w:t>
       </w:r>
       <w:proofErr w:type="spellStart"/>
       <w:r>
@@ -2187,7 +1991,95 @@
       </w:r>
       <w:proofErr w:type="spellEnd"/>
       <w:r>
-        <w:t xml:space="preserve"> relativ komplex </w:t>
+        <w:t xml:space="preserve"> komplex; </w:t>
+      </w:r>
+      <w:proofErr w:type="spellStart"/>
+      <w:r>
+        <w:t>sie</w:t>
+      </w:r>
+      <w:proofErr w:type="spellEnd"/>
+      <w:r>
+        <w:t xml:space="preserve"> </w:t>
+      </w:r>
+      <w:proofErr w:type="spellStart"/>
+      <w:r>
+        <w:t>erfolgt</w:t>
+      </w:r>
+      <w:proofErr w:type="spellEnd"/>
+      <w:r>
+        <w:t xml:space="preserve"> </w:t>
+      </w:r>
+      <w:proofErr w:type="spellStart"/>
+      <w:r>
+        <w:t>mithilfe</w:t>
+      </w:r>
+      <w:proofErr w:type="spellEnd"/>
+      <w:r>
+        <w:t xml:space="preserve"> </w:t>
+      </w:r>
+      <w:proofErr w:type="spellStart"/>
+      <w:r>
+        <w:t>einer</w:t>
+      </w:r>
+      <w:proofErr w:type="spellEnd"/>
+      <w:r>
+        <w:t xml:space="preserve"> </w:t>
+      </w:r>
+      <w:proofErr w:type="spellStart"/>
+      <w:r>
+        <w:t>eigens</w:t>
+      </w:r>
+      <w:proofErr w:type="spellEnd"/>
+      <w:r>
+        <w:t xml:space="preserve"> </w:t>
+      </w:r>
+      <w:proofErr w:type="spellStart"/>
+      <w:r>
+        <w:t>entwickelten</w:t>
+      </w:r>
+      <w:proofErr w:type="spellEnd"/>
+      <w:r>
+        <w:t xml:space="preserve"> </w:t>
+      </w:r>
+      <w:proofErr w:type="spellStart"/>
+      <w:r>
+        <w:t>Anwendung</w:t>
+      </w:r>
+      <w:proofErr w:type="spellEnd"/>
+      <w:r>
+        <w:t xml:space="preserve"> </w:t>
+      </w:r>
+      <w:proofErr w:type="spellStart"/>
+      <w:r>
+        <w:t>auf</w:t>
+      </w:r>
+      <w:proofErr w:type="spellEnd"/>
+      <w:r>
+        <w:t xml:space="preserve"> </w:t>
+      </w:r>
+      <w:proofErr w:type="spellStart"/>
+      <w:r>
+        <w:t>Basis</w:t>
+      </w:r>
+      <w:proofErr w:type="spellEnd"/>
+      <w:r>
+        <w:t xml:space="preserve"> von GPS-</w:t>
+      </w:r>
+      <w:proofErr w:type="spellStart"/>
+      <w:r>
+        <w:t>Aufzeichnungen</w:t>
+      </w:r>
+      <w:proofErr w:type="spellEnd"/>
+      <w:r>
+        <w:t xml:space="preserve"> der Route des </w:t>
+      </w:r>
+      <w:proofErr w:type="spellStart"/>
+      <w:r>
+        <w:t>Trail-Legers</w:t>
+      </w:r>
+      <w:proofErr w:type="spellEnd"/>
+      <w:r>
+        <w:t xml:space="preserve"> </w:t>
       </w:r>
       <w:proofErr w:type="spellStart"/>
       <w:r>
@@ -2195,315 +2087,11 @@
       </w:r>
       <w:proofErr w:type="spellEnd"/>
       <w:r>
-        <w:t xml:space="preserve"> </w:t>
-      </w:r>
-      <w:proofErr w:type="spellStart"/>
-      <w:r>
-        <w:t>erfolgt</w:t>
-      </w:r>
-      <w:proofErr w:type="spellEnd"/>
-      <w:r>
-        <w:t xml:space="preserve"> </w:t>
-      </w:r>
-      <w:proofErr w:type="spellStart"/>
-      <w:r>
-        <w:t>daher</w:t>
-      </w:r>
-      <w:proofErr w:type="spellEnd"/>
-      <w:r>
-        <w:t xml:space="preserve"> </w:t>
-      </w:r>
-      <w:proofErr w:type="spellStart"/>
-      <w:r>
-        <w:t>mit</w:t>
-      </w:r>
-      <w:proofErr w:type="spellEnd"/>
-      <w:r>
-        <w:t xml:space="preserve"> </w:t>
-      </w:r>
-      <w:proofErr w:type="spellStart"/>
-      <w:r>
-        <w:t>einer</w:t>
-      </w:r>
-      <w:proofErr w:type="spellEnd"/>
-      <w:r>
-        <w:t xml:space="preserve"> </w:t>
-      </w:r>
-      <w:proofErr w:type="spellStart"/>
-      <w:r>
-        <w:t>dafür</w:t>
-      </w:r>
-      <w:proofErr w:type="spellEnd"/>
-      <w:r>
-        <w:t xml:space="preserve"> </w:t>
-      </w:r>
-      <w:proofErr w:type="spellStart"/>
-      <w:r>
-        <w:t>vorgesehenen</w:t>
-      </w:r>
-      <w:proofErr w:type="spellEnd"/>
-      <w:r>
-        <w:t xml:space="preserve"> </w:t>
-      </w:r>
-      <w:proofErr w:type="spellStart"/>
-      <w:r>
-        <w:t>Anwendung</w:t>
-      </w:r>
-      <w:proofErr w:type="spellEnd"/>
-      <w:r>
-        <w:t xml:space="preserve"> </w:t>
-      </w:r>
-      <w:proofErr w:type="spellStart"/>
-      <w:r>
-        <w:t>auf</w:t>
-      </w:r>
-      <w:proofErr w:type="spellEnd"/>
-      <w:r>
-        <w:t xml:space="preserve"> </w:t>
-      </w:r>
-      <w:proofErr w:type="spellStart"/>
-      <w:r>
-        <w:t>Basis</w:t>
-      </w:r>
-      <w:proofErr w:type="spellEnd"/>
-      <w:r>
-        <w:t xml:space="preserve"> der GPS-</w:t>
-      </w:r>
-      <w:proofErr w:type="spellStart"/>
-      <w:r>
-        <w:t>Aufzeichnungen</w:t>
-      </w:r>
-      <w:proofErr w:type="spellEnd"/>
-      <w:r>
-        <w:t xml:space="preserve"> der Route des </w:t>
-      </w:r>
-      <w:proofErr w:type="spellStart"/>
-      <w:r>
-        <w:t>Fährtenlegers</w:t>
-      </w:r>
-      <w:proofErr w:type="spellEnd"/>
-      <w:r>
-        <w:t xml:space="preserve"> </w:t>
-      </w:r>
-      <w:proofErr w:type="spellStart"/>
-      <w:r>
-        <w:t>und</w:t>
-      </w:r>
-      <w:proofErr w:type="spellEnd"/>
-      <w:r>
-        <w:t xml:space="preserve"> der Route des </w:t>
-      </w:r>
-      <w:proofErr w:type="spellStart"/>
-      <w:r>
-        <w:t>Hundes</w:t>
-      </w:r>
-      <w:proofErr w:type="spellEnd"/>
-      <w:r>
-        <w:t xml:space="preserve"> (d. h. des </w:t>
-      </w:r>
-      <w:proofErr w:type="spellStart"/>
-      <w:r>
-        <w:t>Hundeführers</w:t>
-      </w:r>
-      <w:proofErr w:type="spellEnd"/>
-      <w:r>
-        <w:t xml:space="preserve">, </w:t>
-      </w:r>
-      <w:proofErr w:type="spellStart"/>
-      <w:r>
-        <w:t>Flankers</w:t>
-      </w:r>
-      <w:proofErr w:type="spellEnd"/>
-      <w:r>
-        <w:t xml:space="preserve"> oder </w:t>
-      </w:r>
-      <w:proofErr w:type="spellStart"/>
-      <w:r>
-        <w:t>Richters</w:t>
-      </w:r>
-      <w:proofErr w:type="spellEnd"/>
-      <w:r>
-        <w:t xml:space="preserve"> — </w:t>
-      </w:r>
-      <w:proofErr w:type="spellStart"/>
-      <w:r>
-        <w:t>desjenigen</w:t>
-      </w:r>
-      <w:proofErr w:type="spellEnd"/>
-      <w:r>
-        <w:t xml:space="preserve">, der </w:t>
-      </w:r>
-      <w:proofErr w:type="spellStart"/>
-      <w:r>
-        <w:t>auf</w:t>
-      </w:r>
-      <w:proofErr w:type="spellEnd"/>
-      <w:r>
-        <w:t xml:space="preserve"> </w:t>
-      </w:r>
-      <w:proofErr w:type="spellStart"/>
-      <w:r>
-        <w:t>seinem</w:t>
-      </w:r>
-      <w:proofErr w:type="spellEnd"/>
-      <w:r>
-        <w:t xml:space="preserve"> </w:t>
-      </w:r>
-      <w:proofErr w:type="spellStart"/>
-      <w:r>
-        <w:t>Mobiltelefon</w:t>
-      </w:r>
-      <w:proofErr w:type="spellEnd"/>
-      <w:r>
-        <w:t xml:space="preserve"> den </w:t>
-      </w:r>
-      <w:proofErr w:type="spellStart"/>
-      <w:r>
-        <w:t>vom</w:t>
-      </w:r>
-      <w:proofErr w:type="spellEnd"/>
-      <w:r>
-        <w:t xml:space="preserve"> </w:t>
-      </w:r>
-      <w:proofErr w:type="spellStart"/>
-      <w:r>
-        <w:t>Hund</w:t>
-      </w:r>
-      <w:proofErr w:type="spellEnd"/>
-      <w:r>
-        <w:t xml:space="preserve"> </w:t>
-      </w:r>
-      <w:proofErr w:type="spellStart"/>
-      <w:r>
-        <w:t>zurückgelegten</w:t>
-      </w:r>
-      <w:proofErr w:type="spellEnd"/>
-      <w:r>
-        <w:t xml:space="preserve"> </w:t>
-      </w:r>
-      <w:proofErr w:type="spellStart"/>
-      <w:r>
-        <w:t>Weg</w:t>
-      </w:r>
-      <w:proofErr w:type="spellEnd"/>
-      <w:r>
-        <w:t xml:space="preserve"> </w:t>
-      </w:r>
-      <w:proofErr w:type="spellStart"/>
-      <w:r>
-        <w:t>aufzeichnet</w:t>
-      </w:r>
-      <w:proofErr w:type="spellEnd"/>
-      <w:r>
-        <w:t xml:space="preserve"> </w:t>
-      </w:r>
-      <w:proofErr w:type="spellStart"/>
-      <w:r>
-        <w:t>und</w:t>
-      </w:r>
-      <w:proofErr w:type="spellEnd"/>
-      <w:r>
-        <w:t xml:space="preserve"> </w:t>
-      </w:r>
-      <w:proofErr w:type="spellStart"/>
-      <w:r>
-        <w:t>die</w:t>
-      </w:r>
-      <w:proofErr w:type="spellEnd"/>
-      <w:r>
-        <w:t xml:space="preserve"> </w:t>
-      </w:r>
-      <w:proofErr w:type="spellStart"/>
-      <w:r>
-        <w:t>vom</w:t>
-      </w:r>
-      <w:proofErr w:type="spellEnd"/>
-      <w:r>
-        <w:t xml:space="preserve"> </w:t>
-      </w:r>
-      <w:proofErr w:type="spellStart"/>
-      <w:r>
-        <w:t>Hundeführer</w:t>
-      </w:r>
-      <w:proofErr w:type="spellEnd"/>
-      <w:r>
-        <w:t xml:space="preserve"> </w:t>
-      </w:r>
-      <w:proofErr w:type="spellStart"/>
-      <w:r>
-        <w:t>gemeldeten</w:t>
-      </w:r>
-      <w:proofErr w:type="spellEnd"/>
-      <w:r>
-        <w:t xml:space="preserve"> </w:t>
-      </w:r>
-      <w:proofErr w:type="spellStart"/>
-      <w:r>
-        <w:t>Kontrollpunkte</w:t>
-      </w:r>
-      <w:proofErr w:type="spellEnd"/>
-      <w:r>
-        <w:t xml:space="preserve"> </w:t>
-      </w:r>
-      <w:proofErr w:type="spellStart"/>
-      <w:r>
-        <w:t>protokolliert</w:t>
-      </w:r>
-      <w:proofErr w:type="spellEnd"/>
-      <w:r>
-        <w:t xml:space="preserve">). Die </w:t>
-      </w:r>
-      <w:proofErr w:type="spellStart"/>
-      <w:r>
-        <w:t>aufzeichnende</w:t>
-      </w:r>
-      <w:proofErr w:type="spellEnd"/>
-      <w:r>
-        <w:t xml:space="preserve"> Person </w:t>
-      </w:r>
-      <w:proofErr w:type="spellStart"/>
-      <w:r>
-        <w:t>muss</w:t>
-      </w:r>
-      <w:proofErr w:type="spellEnd"/>
-      <w:r>
-        <w:t xml:space="preserve"> </w:t>
-      </w:r>
-      <w:proofErr w:type="spellStart"/>
-      <w:r>
-        <w:t>das</w:t>
-      </w:r>
-      <w:proofErr w:type="spellEnd"/>
-      <w:r>
-        <w:t xml:space="preserve"> Team </w:t>
-      </w:r>
-      <w:proofErr w:type="spellStart"/>
-      <w:r>
-        <w:t>während</w:t>
-      </w:r>
-      <w:proofErr w:type="spellEnd"/>
-      <w:r>
-        <w:t xml:space="preserve"> der </w:t>
-      </w:r>
-      <w:proofErr w:type="spellStart"/>
-      <w:r>
-        <w:t>gesamten</w:t>
-      </w:r>
-      <w:proofErr w:type="spellEnd"/>
-      <w:r>
-        <w:t xml:space="preserve"> </w:t>
-      </w:r>
-      <w:proofErr w:type="spellStart"/>
-      <w:r>
-        <w:t>Suche</w:t>
-      </w:r>
-      <w:proofErr w:type="spellEnd"/>
-      <w:r>
-        <w:t xml:space="preserve"> </w:t>
-      </w:r>
-      <w:proofErr w:type="spellStart"/>
-      <w:r>
-        <w:t>begleiten</w:t>
+        <w:t xml:space="preserve"> des </w:t>
+      </w:r>
+      <w:proofErr w:type="spellStart"/>
+      <w:r>
+        <w:t>Hundeteams</w:t>
       </w:r>
       <w:proofErr w:type="spellEnd"/>
       <w:r>
@@ -2821,7 +2409,6 @@
       </w:pPr>
       <w:proofErr w:type="spellStart"/>
       <w:r>
-        <w:lastRenderedPageBreak/>
         <w:t>Ablauf</w:t>
       </w:r>
       <w:proofErr w:type="spellEnd"/>
@@ -3205,6 +2792,7 @@
       </w:r>
       <w:proofErr w:type="spellStart"/>
       <w:r>
+        <w:lastRenderedPageBreak/>
         <w:t>leicht</w:t>
       </w:r>
       <w:proofErr w:type="spellEnd"/>
@@ -4826,12 +4414,6 @@
         <w:gridCol w:w="3120"/>
       </w:tblGrid>
       <w:tr>
-        <w:tblPrEx>
-          <w:tblCellMar>
-            <w:top w:w="0" w:type="dxa"/>
-            <w:bottom w:w="0" w:type="dxa"/>
-          </w:tblCellMar>
-        </w:tblPrEx>
         <w:tc>
           <w:tcPr>
             <w:tcW w:w="3120" w:type="dxa"/>
@@ -4858,7 +4440,6 @@
                 <w:sz w:val="22"/>
                 <w:szCs w:val="22"/>
               </w:rPr>
-              <w:lastRenderedPageBreak/>
               <w:t>Abweichung</w:t>
             </w:r>
             <w:proofErr w:type="spellEnd"/>
@@ -4955,12 +4536,6 @@
         </w:tc>
       </w:tr>
       <w:tr>
-        <w:tblPrEx>
-          <w:tblCellMar>
-            <w:top w:w="0" w:type="dxa"/>
-            <w:bottom w:w="0" w:type="dxa"/>
-          </w:tblCellMar>
-        </w:tblPrEx>
         <w:tc>
           <w:tcPr>
             <w:tcW w:w="3120" w:type="dxa"/>
@@ -5062,12 +4637,6 @@
         </w:tc>
       </w:tr>
       <w:tr>
-        <w:tblPrEx>
-          <w:tblCellMar>
-            <w:top w:w="0" w:type="dxa"/>
-            <w:bottom w:w="0" w:type="dxa"/>
-          </w:tblCellMar>
-        </w:tblPrEx>
         <w:tc>
           <w:tcPr>
             <w:tcW w:w="3120" w:type="dxa"/>
@@ -5169,12 +4738,6 @@
         </w:tc>
       </w:tr>
       <w:tr>
-        <w:tblPrEx>
-          <w:tblCellMar>
-            <w:top w:w="0" w:type="dxa"/>
-            <w:bottom w:w="0" w:type="dxa"/>
-          </w:tblCellMar>
-        </w:tblPrEx>
         <w:tc>
           <w:tcPr>
             <w:tcW w:w="3120" w:type="dxa"/>
@@ -5316,6 +4879,7 @@
         <w:spacing w:after="160"/>
       </w:pPr>
       <w:r>
+        <w:lastRenderedPageBreak/>
         <w:t xml:space="preserve">Es </w:t>
       </w:r>
       <w:proofErr w:type="spellStart"/>
@@ -8055,7 +7619,6 @@
       </w:r>
       <w:proofErr w:type="spellStart"/>
       <w:r>
-        <w:lastRenderedPageBreak/>
         <w:t>Kontrollpunkten</w:t>
       </w:r>
       <w:proofErr w:type="spellEnd"/>
@@ -8155,6 +7718,7 @@
       </w:pPr>
       <w:proofErr w:type="spellStart"/>
       <w:r>
+        <w:lastRenderedPageBreak/>
         <w:t>Fachliche</w:t>
       </w:r>
       <w:proofErr w:type="spellEnd"/>
@@ -11094,7 +10658,6 @@
       </w:r>
       <w:proofErr w:type="spellStart"/>
       <w:r>
-        <w:lastRenderedPageBreak/>
         <w:t>nicht</w:t>
       </w:r>
       <w:proofErr w:type="spellEnd"/>
@@ -11259,10 +10822,7 @@
       </w:r>
       <w:proofErr w:type="spellEnd"/>
       <w:r>
-        <w:t xml:space="preserve"> T</w:t>
-      </w:r>
-      <w:r>
-        <w:t xml:space="preserve">eam </w:t>
+        <w:t xml:space="preserve"> Team </w:t>
       </w:r>
       <w:proofErr w:type="spellStart"/>
       <w:r>
@@ -11576,6 +11136,7 @@
         <w:spacing w:after="160"/>
       </w:pPr>
       <w:r>
+        <w:lastRenderedPageBreak/>
         <w:t xml:space="preserve">Die </w:t>
       </w:r>
       <w:proofErr w:type="spellStart"/>
@@ -14998,7 +14559,6 @@
           <w:i/>
           <w:iCs/>
         </w:rPr>
-        <w:lastRenderedPageBreak/>
         <w:t>is</w:t>
       </w:r>
       <w:proofErr w:type="spellEnd"/>
@@ -15527,14 +15087,7 @@
           <w:i/>
           <w:iCs/>
         </w:rPr>
-        <w:t>t</w:t>
-      </w:r>
-      <w:r>
-        <w:rPr>
-          <w:i/>
-          <w:iCs/>
-        </w:rPr>
-        <w:t>he</w:t>
+        <w:t>the</w:t>
       </w:r>
       <w:proofErr w:type="spellEnd"/>
       <w:r>
@@ -16262,6 +15815,7 @@
           <w:sz w:val="22"/>
           <w:szCs w:val="22"/>
         </w:rPr>
+        <w:lastRenderedPageBreak/>
         <w:t>(</w:t>
       </w:r>
       <w:proofErr w:type="spellStart"/>
@@ -19738,14 +19292,7 @@
           <w:i/>
           <w:iCs/>
         </w:rPr>
-        <w:t xml:space="preserve"> </w:t>
-      </w:r>
-      <w:r>
-        <w:rPr>
-          <w:i/>
-          <w:iCs/>
-        </w:rPr>
-        <w:t xml:space="preserve">end in a </w:t>
+        <w:t xml:space="preserve"> end in a </w:t>
       </w:r>
       <w:proofErr w:type="spellStart"/>
       <w:r>
@@ -20655,7 +20202,11 @@
       </w:r>
       <w:proofErr w:type="spellEnd"/>
       <w:r>
-        <w:t xml:space="preserve">-Teams. </w:t>
+        <w:t>-</w:t>
+      </w:r>
+      <w:r>
+        <w:lastRenderedPageBreak/>
+        <w:t xml:space="preserve">Teams. </w:t>
       </w:r>
       <w:proofErr w:type="spellStart"/>
       <w:r>
@@ -23052,14 +22603,7 @@
           <w:i/>
           <w:iCs/>
         </w:rPr>
-        <w:t>si</w:t>
-      </w:r>
-      <w:r>
-        <w:rPr>
-          <w:i/>
-          <w:iCs/>
-        </w:rPr>
-        <w:t>mply</w:t>
+        <w:t>simply</w:t>
       </w:r>
       <w:proofErr w:type="spellEnd"/>
       <w:r>
@@ -24684,14 +24228,7 @@
           <w:i/>
           <w:iCs/>
         </w:rPr>
-        <w:t>eva</w:t>
-      </w:r>
-      <w:r>
-        <w:rPr>
-          <w:i/>
-          <w:iCs/>
-        </w:rPr>
-        <w:t>luations</w:t>
+        <w:t>evaluations</w:t>
       </w:r>
       <w:proofErr w:type="spellEnd"/>
       <w:r>
@@ -24838,7 +24375,6 @@
       </w:pPr>
       <w:proofErr w:type="spellStart"/>
       <w:r>
-        <w:lastRenderedPageBreak/>
         <w:t>Granicz</w:t>
       </w:r>
       <w:proofErr w:type="spellEnd"/>
@@ -26048,6 +25584,7 @@
           <w:i/>
           <w:iCs/>
         </w:rPr>
+        <w:lastRenderedPageBreak/>
         <w:t>that</w:t>
       </w:r>
       <w:proofErr w:type="spellEnd"/>
@@ -26208,14 +25745,7 @@
           <w:i/>
           <w:iCs/>
         </w:rPr>
-        <w:t>ha</w:t>
-      </w:r>
-      <w:r>
-        <w:rPr>
-          <w:i/>
-          <w:iCs/>
-        </w:rPr>
-        <w:t>ve</w:t>
+        <w:t>have</w:t>
       </w:r>
       <w:proofErr w:type="spellEnd"/>
       <w:r>
@@ -26811,23 +26341,7 @@
           <w:i/>
           <w:iCs/>
         </w:rPr>
-        <w:t xml:space="preserve"> </w:t>
-      </w:r>
-      <w:proofErr w:type="spellStart"/>
-      <w:r>
-        <w:rPr>
-          <w:i/>
-          <w:iCs/>
-        </w:rPr>
-        <w:t>of</w:t>
-      </w:r>
-      <w:proofErr w:type="spellEnd"/>
-      <w:r>
-        <w:rPr>
-          <w:i/>
-          <w:iCs/>
-        </w:rPr>
-        <w:t xml:space="preserve"> </w:t>
+        <w:t xml:space="preserve"> of </w:t>
       </w:r>
       <w:proofErr w:type="spellStart"/>
       <w:r>
@@ -30168,7 +29682,6 @@
   <w:style w:type="character" w:default="1" w:styleId="Standardnpsmoodstavce">
     <w:name w:val="Default Paragraph Font"/>
     <w:uiPriority w:val="1"/>
-    <w:semiHidden/>
     <w:unhideWhenUsed/>
   </w:style>
   <w:style w:type="table" w:default="1" w:styleId="Normlntabulka">
